--- a/docs/01_wymagania/SRS.docx
+++ b/docs/01_wymagania/SRS.docx
@@ -59,42 +59,26 @@
         <w:tab/>
       </w:r>
       <w:r>
-        <w:t>a) M (</w:t>
-      </w:r>
-      <w:proofErr w:type="spellStart"/>
-      <w:r>
-        <w:t>Must</w:t>
-      </w:r>
-      <w:proofErr w:type="spellEnd"/>
+        <w:t xml:space="preserve">a) M (Must have) – najważniejsze funkcjonalności, bez których </w:t>
+      </w:r>
+      <w:r>
+        <w:tab/>
+      </w:r>
+      <w:r>
+        <w:tab/>
+      </w:r>
+      <w:r>
+        <w:tab/>
+      </w:r>
+      <w:r>
+        <w:tab/>
+      </w:r>
+      <w:r>
+        <w:t>oprogramowanie nie</w:t>
+      </w:r>
       <w:r>
         <w:t xml:space="preserve"> </w:t>
       </w:r>
-      <w:proofErr w:type="spellStart"/>
-      <w:r>
-        <w:t>have</w:t>
-      </w:r>
-      <w:proofErr w:type="spellEnd"/>
-      <w:r>
-        <w:t xml:space="preserve">) – najważniejsze funkcjonalności, bez których </w:t>
-      </w:r>
-      <w:r>
-        <w:tab/>
-      </w:r>
-      <w:r>
-        <w:tab/>
-      </w:r>
-      <w:r>
-        <w:tab/>
-      </w:r>
-      <w:r>
-        <w:tab/>
-      </w:r>
-      <w:r>
-        <w:t>oprogramowanie nie</w:t>
-      </w:r>
-      <w:r>
-        <w:t xml:space="preserve"> </w:t>
-      </w:r>
       <w:r>
         <w:t>może działać.</w:t>
       </w:r>
@@ -108,23 +92,7 @@
         <w:tab/>
       </w:r>
       <w:r>
-        <w:t>b) S (</w:t>
-      </w:r>
-      <w:proofErr w:type="spellStart"/>
-      <w:r>
-        <w:t>Should</w:t>
-      </w:r>
-      <w:proofErr w:type="spellEnd"/>
-      <w:r>
-        <w:t xml:space="preserve"> </w:t>
-      </w:r>
-      <w:proofErr w:type="spellStart"/>
-      <w:r>
-        <w:t>have</w:t>
-      </w:r>
-      <w:proofErr w:type="spellEnd"/>
-      <w:r>
-        <w:t xml:space="preserve">) – ważne funkcjonalności, które dają ważne elementy w </w:t>
+        <w:t xml:space="preserve">b) S (Should have) – ważne funkcjonalności, które dają ważne elementy w </w:t>
       </w:r>
       <w:r>
         <w:tab/>
@@ -145,23 +113,7 @@
         <w:tab/>
       </w:r>
       <w:r>
-        <w:t>c) C (</w:t>
-      </w:r>
-      <w:proofErr w:type="spellStart"/>
-      <w:r>
-        <w:t>Could</w:t>
-      </w:r>
-      <w:proofErr w:type="spellEnd"/>
-      <w:r>
-        <w:t xml:space="preserve"> </w:t>
-      </w:r>
-      <w:proofErr w:type="spellStart"/>
-      <w:r>
-        <w:t>have</w:t>
-      </w:r>
-      <w:proofErr w:type="spellEnd"/>
-      <w:r>
-        <w:t xml:space="preserve">) – funkcjonalności opcjonalne, bez których oprogramowanie </w:t>
+        <w:t xml:space="preserve">c) C (Could have) – funkcjonalności opcjonalne, bez których oprogramowanie </w:t>
       </w:r>
       <w:r>
         <w:tab/>
@@ -300,15 +252,7 @@
       </w:r>
       <w:r>
         <w:tab/>
-        <w:t xml:space="preserve">a) Wybór gry w pokera (Texas </w:t>
-      </w:r>
-      <w:proofErr w:type="spellStart"/>
-      <w:r>
-        <w:t>Holdem</w:t>
-      </w:r>
-      <w:proofErr w:type="spellEnd"/>
-      <w:r>
-        <w:t>)</w:t>
+        <w:t>a) Wybór gry w pokera (Texas Holdem)</w:t>
       </w:r>
       <w:r>
         <w:br/>
@@ -483,15 +427,7 @@
         <w:tab/>
       </w:r>
       <w:r>
-        <w:t xml:space="preserve">- PDD (Product Definition </w:t>
-      </w:r>
-      <w:proofErr w:type="spellStart"/>
-      <w:r>
-        <w:t>Document</w:t>
-      </w:r>
-      <w:proofErr w:type="spellEnd"/>
-      <w:r>
-        <w:t>) – dokument zawierający wizję produktu, analizę</w:t>
+        <w:t>- PDD (Product Definition Document) – dokument zawierający wizję produktu, analizę</w:t>
       </w:r>
       <w:r>
         <w:tab/>
@@ -593,66 +529,67 @@
         <w:tab/>
       </w:r>
       <w:r>
-        <w:t xml:space="preserve"> Carlo. </w:t>
-      </w:r>
-      <w:r>
-        <w:t xml:space="preserve">System jest ściśle powiązany z językiem programowania </w:t>
-      </w:r>
-      <w:proofErr w:type="spellStart"/>
-      <w:r>
-        <w:t>Pythonem</w:t>
-      </w:r>
-      <w:proofErr w:type="spellEnd"/>
-      <w:r>
-        <w:t xml:space="preserve"> i dostępnych na</w:t>
-      </w:r>
-      <w:r>
-        <w:tab/>
-      </w:r>
-      <w:r>
-        <w:t xml:space="preserve"> nim bibliotekach: </w:t>
-      </w:r>
-      <w:proofErr w:type="spellStart"/>
-      <w:r>
-        <w:t>tkinter</w:t>
-      </w:r>
-      <w:proofErr w:type="spellEnd"/>
-      <w:r>
-        <w:t xml:space="preserve">, </w:t>
-      </w:r>
-      <w:proofErr w:type="spellStart"/>
-      <w:r>
-        <w:t>socket</w:t>
-      </w:r>
-      <w:proofErr w:type="spellEnd"/>
-      <w:r>
-        <w:t xml:space="preserve"> oraz</w:t>
-      </w:r>
-      <w:r>
-        <w:tab/>
-      </w:r>
-      <w:proofErr w:type="spellStart"/>
-      <w:r>
-        <w:t>threading</w:t>
-      </w:r>
-      <w:proofErr w:type="spellEnd"/>
-      <w:r>
-        <w:t>.</w:t>
-      </w:r>
-      <w:r>
-        <w:t xml:space="preserve"> Dane na temat rozegranych rozgrywek i</w:t>
-      </w:r>
-      <w:r>
-        <w:tab/>
-      </w:r>
-      <w:r>
-        <w:t xml:space="preserve"> statystyk są przechowywane</w:t>
+        <w:t>Carlo</w:t>
+      </w:r>
+      <w:r>
+        <w:t xml:space="preserve"> oraz heurystyki</w:t>
+      </w:r>
+      <w:r>
+        <w:t xml:space="preserve">. </w:t>
+      </w:r>
+      <w:r>
+        <w:t xml:space="preserve">System jest ściśle powiązany z językiem programowania Pythonem i </w:t>
+      </w:r>
+      <w:r>
+        <w:tab/>
+      </w:r>
+      <w:r>
+        <w:t>dostępnych na</w:t>
       </w:r>
       <w:r>
         <w:t xml:space="preserve"> </w:t>
       </w:r>
       <w:r>
-        <w:t>lokalnie na dysku bez możliwości rejestracji i logowania.</w:t>
+        <w:t>nim bibliotekach: tkinter, socket oraz</w:t>
+      </w:r>
+      <w:r>
+        <w:t xml:space="preserve"> </w:t>
+      </w:r>
+      <w:r>
+        <w:t>threading.</w:t>
+      </w:r>
+      <w:r>
+        <w:t xml:space="preserve"> Dane na temat</w:t>
+      </w:r>
+      <w:r>
+        <w:t xml:space="preserve"> </w:t>
+      </w:r>
+      <w:r>
+        <w:t xml:space="preserve">rozegranych </w:t>
+      </w:r>
+      <w:r>
+        <w:tab/>
+      </w:r>
+      <w:r>
+        <w:t>rozgrywek i</w:t>
+      </w:r>
+      <w:r>
+        <w:t xml:space="preserve"> </w:t>
+      </w:r>
+      <w:r>
+        <w:t>statystyk są przechowywane</w:t>
+      </w:r>
+      <w:r>
+        <w:t xml:space="preserve"> </w:t>
+      </w:r>
+      <w:r>
+        <w:t xml:space="preserve">lokalnie na dysku bez możliwości rejestracji i </w:t>
+      </w:r>
+      <w:r>
+        <w:tab/>
+      </w:r>
+      <w:r>
+        <w:t>logowania.</w:t>
       </w:r>
     </w:p>
     <w:p>
@@ -683,15 +620,7 @@
       </w:r>
       <w:r>
         <w:tab/>
-        <w:t xml:space="preserve">system </w:t>
-      </w:r>
-      <w:proofErr w:type="spellStart"/>
-      <w:r>
-        <w:t>Hubu</w:t>
-      </w:r>
-      <w:proofErr w:type="spellEnd"/>
-      <w:r>
-        <w:t xml:space="preserve">. Zna zasady gry, potrafi założyć nową grę, wybrać grę spośród </w:t>
+        <w:t xml:space="preserve">system Hubu. Zna zasady gry, potrafi założyć nową grę, wybrać grę spośród </w:t>
       </w:r>
       <w:r>
         <w:tab/>
@@ -721,15 +650,7 @@
         <w:t>o</w:t>
       </w:r>
       <w:r>
-        <w:t xml:space="preserve">soba, która zaznajomiona z systemem </w:t>
-      </w:r>
-      <w:proofErr w:type="spellStart"/>
-      <w:r>
-        <w:t>Hubu</w:t>
-      </w:r>
-      <w:proofErr w:type="spellEnd"/>
-      <w:r>
-        <w:t xml:space="preserve"> potrafi dołączyć do</w:t>
+        <w:t>soba, która zaznajomiona z systemem Hubu potrafi dołączyć do</w:t>
       </w:r>
       <w:r>
         <w:tab/>
@@ -795,15 +716,7 @@
       </w:r>
       <w:r>
         <w:tab/>
-        <w:t xml:space="preserve">Windows, Linux oraz </w:t>
-      </w:r>
-      <w:proofErr w:type="spellStart"/>
-      <w:r>
-        <w:t>macOS</w:t>
-      </w:r>
-      <w:proofErr w:type="spellEnd"/>
-      <w:r>
-        <w:t>.</w:t>
+        <w:t>Windows, Linux oraz macOS.</w:t>
       </w:r>
       <w:r>
         <w:br/>
@@ -853,13 +766,8 @@
       </w:r>
       <w:r>
         <w:tab/>
-        <w:t xml:space="preserve">przez bibliotekę </w:t>
-      </w:r>
-      <w:proofErr w:type="spellStart"/>
-      <w:r>
-        <w:t>tkniter</w:t>
-      </w:r>
-      <w:proofErr w:type="spellEnd"/>
+        <w:t>przez bibliotekę tkniter</w:t>
+      </w:r>
       <w:r>
         <w:t>.</w:t>
       </w:r>
@@ -882,44 +790,28 @@
         <w:br/>
       </w:r>
       <w:r>
-        <w:tab/>
-      </w:r>
-      <w:r>
-        <w:tab/>
-        <w:t xml:space="preserve">- </w:t>
-      </w:r>
-      <w:proofErr w:type="spellStart"/>
-      <w:r>
-        <w:t>Python</w:t>
-      </w:r>
-      <w:proofErr w:type="spellEnd"/>
-      <w:r>
-        <w:t xml:space="preserve"> – w implementacji projektu używany jest jedynie język</w:t>
-      </w:r>
-      <w:r>
-        <w:tab/>
-      </w:r>
-      <w:r>
-        <w:tab/>
-      </w:r>
-      <w:r>
         <w:lastRenderedPageBreak/>
         <w:tab/>
       </w:r>
       <w:r>
         <w:tab/>
+        <w:t>- Python – w implementacji projektu używany jest jedynie język</w:t>
+      </w:r>
+      <w:r>
+        <w:tab/>
+      </w:r>
+      <w:r>
+        <w:tab/>
+      </w:r>
+      <w:r>
+        <w:tab/>
+      </w:r>
+      <w:r>
+        <w:tab/>
         <w:t xml:space="preserve"> </w:t>
       </w:r>
       <w:r>
-        <w:t xml:space="preserve">programowania </w:t>
-      </w:r>
-      <w:proofErr w:type="spellStart"/>
-      <w:r>
-        <w:t>Python</w:t>
-      </w:r>
-      <w:proofErr w:type="spellEnd"/>
-      <w:r>
-        <w:t xml:space="preserve"> wraz z jego wszystkimi ograniczeniami i zaletami.</w:t>
+        <w:t>programowania Python wraz z jego wszystkimi ograniczeniami i zaletami.</w:t>
       </w:r>
       <w:r>
         <w:br/>
@@ -938,29 +830,100 @@
         <w:tab/>
       </w:r>
       <w:r>
+        <w:t xml:space="preserve"> Socket</w:t>
+      </w:r>
+      <w:r>
+        <w:t xml:space="preserve">, </w:t>
+      </w:r>
+      <w:r>
+        <w:t>Threading</w:t>
+      </w:r>
+      <w:r>
+        <w:t xml:space="preserve"> oraz Json</w:t>
+      </w:r>
+      <w:r>
+        <w:t>.</w:t>
+      </w:r>
+      <w:r>
+        <w:br/>
+      </w:r>
+      <w:r>
+        <w:tab/>
+      </w:r>
+      <w:r>
+        <w:tab/>
+        <w:t>Graficzny interfejs – do stworzenia GUI używana jest jedynie biblioteka</w:t>
+      </w:r>
+      <w:r>
+        <w:tab/>
+      </w:r>
+      <w:r>
+        <w:tab/>
+      </w:r>
+      <w:r>
+        <w:tab/>
         <w:t xml:space="preserve"> </w:t>
       </w:r>
-      <w:proofErr w:type="spellStart"/>
-      <w:r>
-        <w:t>Socket</w:t>
-      </w:r>
-      <w:proofErr w:type="spellEnd"/>
-      <w:r>
-        <w:t xml:space="preserve">, </w:t>
-      </w:r>
-      <w:proofErr w:type="spellStart"/>
-      <w:r>
-        <w:t>Threading</w:t>
-      </w:r>
-      <w:proofErr w:type="spellEnd"/>
-      <w:r>
-        <w:t xml:space="preserve"> oraz </w:t>
-      </w:r>
-      <w:proofErr w:type="spellStart"/>
-      <w:r>
-        <w:t>Json</w:t>
-      </w:r>
-      <w:proofErr w:type="spellEnd"/>
+      <w:r>
+        <w:t>tkinter.</w:t>
+      </w:r>
+      <w:r>
+        <w:br/>
+      </w:r>
+      <w:r>
+        <w:tab/>
+        <w:t>Ograniczenia sieciowe:</w:t>
+      </w:r>
+      <w:r>
+        <w:br/>
+      </w:r>
+      <w:r>
+        <w:tab/>
+      </w:r>
+      <w:r>
+        <w:tab/>
+        <w:t>- Połączenia lokalne – system dopuszcza jedynie możliwość gry w sieci lokalnej</w:t>
+      </w:r>
+      <w:r>
+        <w:tab/>
+      </w:r>
+      <w:r>
+        <w:tab/>
+      </w:r>
+      <w:r>
+        <w:t xml:space="preserve"> LAN wyłączając możliwość gry</w:t>
+      </w:r>
+      <w:r>
+        <w:t xml:space="preserve"> WAN.</w:t>
+      </w:r>
+      <w:r>
+        <w:br/>
+      </w:r>
+      <w:r>
+        <w:tab/>
+      </w:r>
+      <w:r>
+        <w:tab/>
+        <w:t>- Architektura – połączeni odbywające się na linii serwer – klient wymaga</w:t>
+      </w:r>
+      <w:r>
+        <w:tab/>
+      </w:r>
+      <w:r>
+        <w:tab/>
+      </w:r>
+      <w:r>
+        <w:t xml:space="preserve"> zawsze</w:t>
+      </w:r>
+      <w:r>
+        <w:t xml:space="preserve"> </w:t>
+      </w:r>
+      <w:r>
+        <w:t xml:space="preserve">co najmniej dwóch </w:t>
+      </w:r>
+      <w:r>
+        <w:t>graczy</w:t>
+      </w:r>
       <w:r>
         <w:t>.</w:t>
       </w:r>
@@ -969,117 +932,38 @@
       </w:r>
       <w:r>
         <w:tab/>
-      </w:r>
-      <w:r>
-        <w:tab/>
-        <w:t>Graficzny interfejs – do stworzenia GUI używana jest jedynie biblioteka</w:t>
-      </w:r>
-      <w:r>
-        <w:tab/>
-      </w:r>
-      <w:r>
-        <w:tab/>
-      </w:r>
-      <w:r>
-        <w:tab/>
+        <w:t>Ograniczenia algorytmiczne:</w:t>
+      </w:r>
+      <w:r>
+        <w:br/>
+      </w:r>
+      <w:r>
+        <w:tab/>
+      </w:r>
+      <w:r>
+        <w:tab/>
+        <w:t>- Boty – boty zbudowane na podstawie Monte Carlo</w:t>
+      </w:r>
+      <w:r>
+        <w:t xml:space="preserve"> oraz heurystyki</w:t>
+      </w:r>
+      <w:r>
+        <w:t xml:space="preserve"> będą </w:t>
+      </w:r>
+      <w:r>
+        <w:tab/>
+      </w:r>
+      <w:r>
+        <w:tab/>
+      </w:r>
+      <w:r>
+        <w:t>musiały mieć</w:t>
+      </w:r>
+      <w:r>
         <w:t xml:space="preserve"> </w:t>
       </w:r>
-      <w:proofErr w:type="spellStart"/>
-      <w:r>
-        <w:t>tkinter</w:t>
-      </w:r>
-      <w:proofErr w:type="spellEnd"/>
-      <w:r>
-        <w:t>.</w:t>
-      </w:r>
-      <w:r>
-        <w:br/>
-      </w:r>
-      <w:r>
-        <w:tab/>
-        <w:t>Ograniczenia sieciowe:</w:t>
-      </w:r>
-      <w:r>
-        <w:br/>
-      </w:r>
-      <w:r>
-        <w:tab/>
-      </w:r>
-      <w:r>
-        <w:tab/>
-        <w:t>- Połączenia lokalne – system dopuszcza jedynie możliwość gry w sieci lokalnej</w:t>
-      </w:r>
-      <w:r>
-        <w:tab/>
-      </w:r>
-      <w:r>
-        <w:tab/>
-      </w:r>
-      <w:r>
-        <w:t xml:space="preserve"> LAN wyłączając możliwość gry</w:t>
-      </w:r>
-      <w:r>
-        <w:t xml:space="preserve"> WAN.</w:t>
-      </w:r>
-      <w:r>
-        <w:br/>
-      </w:r>
-      <w:r>
-        <w:tab/>
-      </w:r>
-      <w:r>
-        <w:tab/>
-        <w:t>- Architektura – połączeni odbywające się na linii serwer – klient wymaga</w:t>
-      </w:r>
-      <w:r>
-        <w:tab/>
-      </w:r>
-      <w:r>
-        <w:tab/>
-      </w:r>
-      <w:r>
-        <w:t xml:space="preserve"> zawsze</w:t>
-      </w:r>
-      <w:r>
-        <w:t xml:space="preserve"> </w:t>
-      </w:r>
-      <w:r>
-        <w:t xml:space="preserve">co najmniej dwóch </w:t>
-      </w:r>
-      <w:r>
-        <w:t>graczy</w:t>
-      </w:r>
-      <w:r>
-        <w:t>.</w:t>
-      </w:r>
-      <w:r>
-        <w:br/>
-      </w:r>
-      <w:r>
-        <w:tab/>
-        <w:t>Ograniczenia algorytmiczne:</w:t>
-      </w:r>
-      <w:r>
-        <w:br/>
-      </w:r>
-      <w:r>
-        <w:tab/>
-      </w:r>
-      <w:r>
-        <w:tab/>
-        <w:t>- Boty – boty zbudowane na podstawie Monte Carlo będą musiały mieć</w:t>
-      </w:r>
-      <w:r>
-        <w:tab/>
-      </w:r>
-      <w:r>
-        <w:tab/>
-      </w:r>
-      <w:r>
-        <w:tab/>
-      </w:r>
-      <w:r>
-        <w:t xml:space="preserve"> pewne limity</w:t>
+      <w:r>
+        <w:t>pewne limity</w:t>
       </w:r>
       <w:r>
         <w:t xml:space="preserve"> </w:t>
@@ -1202,15 +1086,7 @@
         <w:tab/>
       </w:r>
       <w:r>
-        <w:t xml:space="preserve">- Urządzenie użytkownika ma pobranego interpretera </w:t>
-      </w:r>
-      <w:proofErr w:type="spellStart"/>
-      <w:r>
-        <w:t>Pythona</w:t>
-      </w:r>
-      <w:proofErr w:type="spellEnd"/>
-      <w:r>
-        <w:t xml:space="preserve"> – założenie, że</w:t>
+        <w:t>- Urządzenie użytkownika ma pobranego interpretera Pythona – założenie, że</w:t>
       </w:r>
       <w:r>
         <w:tab/>
@@ -1221,15 +1097,7 @@
       </w:r>
       <w:r>
         <w:tab/>
-        <w:t xml:space="preserve">języka programowania </w:t>
-      </w:r>
-      <w:proofErr w:type="spellStart"/>
-      <w:r>
-        <w:t>Pythona</w:t>
-      </w:r>
-      <w:proofErr w:type="spellEnd"/>
-      <w:r>
-        <w:t>.</w:t>
+        <w:t>języka programowania Pythona.</w:t>
       </w:r>
       <w:r>
         <w:br/>
@@ -1240,15 +1108,7 @@
       </w:r>
       <w:r>
         <w:tab/>
-        <w:t xml:space="preserve">będzie utrzymywał fair </w:t>
-      </w:r>
-      <w:proofErr w:type="spellStart"/>
-      <w:r>
-        <w:t>play</w:t>
-      </w:r>
-      <w:proofErr w:type="spellEnd"/>
-      <w:r>
-        <w:t xml:space="preserve"> i nie będzie obniżać poziomu doświadczenia innym </w:t>
+        <w:t xml:space="preserve">będzie utrzymywał fair play i nie będzie obniżać poziomu doświadczenia innym </w:t>
       </w:r>
       <w:r>
         <w:tab/>
@@ -1307,15 +1167,7 @@
       </w:r>
       <w:r>
         <w:tab/>
-        <w:t xml:space="preserve">System oferuje, przy zakładaniu gry </w:t>
-      </w:r>
-      <w:proofErr w:type="spellStart"/>
-      <w:r>
-        <w:t>wielo</w:t>
-      </w:r>
-      <w:proofErr w:type="spellEnd"/>
-      <w:r>
-        <w:t>- lub jednoosobowej możliwość, poprzez</w:t>
+        <w:t>System oferuje, przy zakładaniu gry wielo- lub jednoosobowej możliwość, poprzez</w:t>
       </w:r>
       <w:r>
         <w:tab/>
@@ -1365,390 +1217,366 @@
       </w:r>
       <w:r>
         <w:tab/>
-        <w:t xml:space="preserve">System oferuje możliwość gry w pokera </w:t>
-      </w:r>
-      <w:proofErr w:type="spellStart"/>
-      <w:r>
-        <w:t>texas</w:t>
-      </w:r>
-      <w:proofErr w:type="spellEnd"/>
+        <w:t xml:space="preserve">System oferuje możliwość gry w pokera texas holdem zgodnie z ogólnie przyjętymi </w:t>
+      </w:r>
+      <w:r>
+        <w:tab/>
+      </w:r>
+      <w:r>
+        <w:tab/>
+        <w:t>zasadami gry</w:t>
+      </w:r>
+      <w:r>
+        <w:t xml:space="preserve"> na utworzonym graficznym interfejsie z interaktywnymi kartami</w:t>
+      </w:r>
+      <w:r>
+        <w:t xml:space="preserve"> oraz </w:t>
+      </w:r>
+      <w:r>
+        <w:tab/>
+      </w:r>
+      <w:r>
+        <w:tab/>
+        <w:t xml:space="preserve">uwzględniającym </w:t>
+      </w:r>
+      <w:r>
+        <w:t xml:space="preserve">system </w:t>
+      </w:r>
+      <w:r>
+        <w:t>s</w:t>
+      </w:r>
+      <w:r>
+        <w:t xml:space="preserve">mall </w:t>
+      </w:r>
+      <w:r>
+        <w:t>b</w:t>
+      </w:r>
+      <w:r>
+        <w:t xml:space="preserve">lind ale bez </w:t>
+      </w:r>
+      <w:r>
+        <w:t>b</w:t>
+      </w:r>
+      <w:r>
+        <w:t xml:space="preserve">ig </w:t>
+      </w:r>
+      <w:r>
+        <w:t>b</w:t>
+      </w:r>
+      <w:r>
+        <w:t xml:space="preserve">linda. </w:t>
+      </w:r>
+      <w:r>
+        <w:t xml:space="preserve">Zakłada się wysyłanie </w:t>
+      </w:r>
+      <w:r>
+        <w:tab/>
+      </w:r>
+      <w:r>
+        <w:lastRenderedPageBreak/>
+        <w:tab/>
+      </w:r>
+      <w:r>
+        <w:tab/>
+        <w:t xml:space="preserve">serwerowi wiadomości typu „poker”, który następnie rozsyła taką wiadomość do </w:t>
+      </w:r>
+      <w:r>
+        <w:tab/>
+      </w:r>
+      <w:r>
+        <w:tab/>
+        <w:t>reszty klientów zachowując integralność i ciągłość rozgrywki u każdego gracza.</w:t>
+      </w:r>
+      <w:r>
+        <w:br/>
+      </w:r>
+      <w:r>
+        <w:tab/>
+      </w:r>
+      <w:r>
+        <w:tab/>
+        <w:t>Spełnia wymagani</w:t>
+      </w:r>
+      <w:r>
+        <w:t>a</w:t>
+      </w:r>
+      <w:r>
+        <w:t xml:space="preserve"> REQ-FUN-02</w:t>
+      </w:r>
+      <w:r>
+        <w:t xml:space="preserve"> oraz REQ-FUN-07</w:t>
+      </w:r>
+      <w:r>
+        <w:t>.</w:t>
+      </w:r>
+      <w:r>
+        <w:br/>
+      </w:r>
+      <w:r>
+        <w:tab/>
+        <w:t xml:space="preserve"> - Możliwość gry w makao (Priorytet: M):</w:t>
+      </w:r>
+      <w:r>
+        <w:br/>
+      </w:r>
+      <w:r>
+        <w:tab/>
+      </w:r>
+      <w:r>
+        <w:tab/>
+        <w:t>System oferuje możliwość gry w makao zgodnie z ogólnie przyjętymi zasadami gry</w:t>
+      </w:r>
+      <w:r>
+        <w:tab/>
+      </w:r>
+      <w:r>
+        <w:tab/>
+        <w:t>na utworzonym graficznym interfejsie z interaktywnymi kartami.</w:t>
+      </w:r>
+      <w:r>
+        <w:t xml:space="preserve"> Zakłada się </w:t>
+      </w:r>
+      <w:r>
+        <w:tab/>
+      </w:r>
+      <w:r>
+        <w:tab/>
+      </w:r>
+      <w:r>
+        <w:tab/>
+        <w:t xml:space="preserve">wysyłanie serwerowi wiadomości typu „makao”, który następnie rozsyła taką </w:t>
+      </w:r>
+      <w:r>
+        <w:tab/>
+      </w:r>
+      <w:r>
+        <w:tab/>
+      </w:r>
+      <w:r>
+        <w:tab/>
+        <w:t xml:space="preserve">wiadomość do reszty klientów zachowując integralność i ciągłość rozgrywki u każdego </w:t>
+      </w:r>
+      <w:r>
+        <w:tab/>
+      </w:r>
+      <w:r>
+        <w:tab/>
+        <w:t>gracza.</w:t>
+      </w:r>
+      <w:r>
+        <w:t xml:space="preserve"> Ponadto w razie zabraknięcia kart po pewnej ilości tur system automatycznie</w:t>
+      </w:r>
+      <w:r>
+        <w:tab/>
+      </w:r>
+      <w:r>
+        <w:tab/>
+        <w:t>tasuje talię zagranych już kart dając możliwość dalszej rozgrywki.</w:t>
+      </w:r>
+      <w:r>
+        <w:br/>
+      </w:r>
+      <w:r>
+        <w:tab/>
+      </w:r>
+      <w:r>
+        <w:tab/>
+        <w:t>Spełnia wymagani</w:t>
+      </w:r>
+      <w:r>
+        <w:t>a</w:t>
+      </w:r>
+      <w:r>
+        <w:t xml:space="preserve"> REQ-FUN-03</w:t>
+      </w:r>
+      <w:r>
+        <w:t xml:space="preserve"> oraz REQ-FUN-07</w:t>
+      </w:r>
+      <w:r>
+        <w:t xml:space="preserve"> oraz REQ-FUN-09</w:t>
+      </w:r>
+      <w:r>
+        <w:t>.</w:t>
+      </w:r>
+      <w:r>
+        <w:br/>
+      </w:r>
+      <w:r>
+        <w:tab/>
+        <w:t>- Możliwość wyświetlenia zasad gry (Priorytet: S):</w:t>
+      </w:r>
+      <w:r>
+        <w:br/>
+      </w:r>
+      <w:r>
+        <w:tab/>
+      </w:r>
+      <w:r>
+        <w:tab/>
+        <w:t>System</w:t>
+      </w:r>
+      <w:r>
+        <w:t xml:space="preserve"> zakłada istnienie</w:t>
+      </w:r>
+      <w:r>
+        <w:t xml:space="preserve"> możliwoś</w:t>
+      </w:r>
+      <w:r>
+        <w:t>ci</w:t>
+      </w:r>
+      <w:r>
+        <w:t xml:space="preserve"> wyświetlenia zasad gier podanych w hubie </w:t>
+      </w:r>
+      <w:r>
+        <w:tab/>
+      </w:r>
+      <w:r>
+        <w:tab/>
+      </w:r>
+      <w:r>
+        <w:tab/>
+      </w:r>
+      <w:r>
+        <w:t>poprzez</w:t>
+      </w:r>
+      <w:r>
+        <w:tab/>
+      </w:r>
       <w:r>
         <w:t xml:space="preserve"> </w:t>
       </w:r>
-      <w:proofErr w:type="spellStart"/>
-      <w:r>
-        <w:t>holdem</w:t>
-      </w:r>
-      <w:proofErr w:type="spellEnd"/>
-      <w:r>
-        <w:t xml:space="preserve"> zgodnie z ogólnie przyjętymi </w:t>
-      </w:r>
-      <w:r>
-        <w:tab/>
-      </w:r>
-      <w:r>
-        <w:tab/>
-        <w:t>zasadami gry</w:t>
-      </w:r>
-      <w:r>
-        <w:t xml:space="preserve"> na utworzonym graficznym interfejsie z interaktywnymi kartami</w:t>
-      </w:r>
-      <w:r>
-        <w:t xml:space="preserve"> oraz </w:t>
-      </w:r>
-      <w:r>
-        <w:tab/>
-      </w:r>
-      <w:r>
-        <w:tab/>
-        <w:t xml:space="preserve">uwzględniającym </w:t>
-      </w:r>
-      <w:r>
-        <w:t xml:space="preserve">system </w:t>
-      </w:r>
-      <w:r>
-        <w:t>s</w:t>
-      </w:r>
-      <w:r>
-        <w:t xml:space="preserve">mall </w:t>
-      </w:r>
-      <w:r>
-        <w:t>b</w:t>
-      </w:r>
-      <w:r>
-        <w:t xml:space="preserve">lind ale bez </w:t>
-      </w:r>
-      <w:r>
-        <w:t>b</w:t>
-      </w:r>
-      <w:r>
-        <w:t xml:space="preserve">ig </w:t>
-      </w:r>
-      <w:proofErr w:type="spellStart"/>
-      <w:r>
-        <w:t>b</w:t>
-      </w:r>
-      <w:r>
-        <w:t>linda</w:t>
-      </w:r>
-      <w:proofErr w:type="spellEnd"/>
-      <w:r>
-        <w:t xml:space="preserve">. </w:t>
-      </w:r>
-      <w:r>
-        <w:t xml:space="preserve">Zakłada się wysyłanie </w:t>
-      </w:r>
-      <w:r>
-        <w:tab/>
-      </w:r>
-      <w:r>
-        <w:tab/>
-      </w:r>
-      <w:r>
-        <w:tab/>
-        <w:t xml:space="preserve">serwerowi wiadomości typu „poker”, który następnie rozsyła taką wiadomość do </w:t>
-      </w:r>
-      <w:r>
-        <w:lastRenderedPageBreak/>
-        <w:tab/>
-      </w:r>
-      <w:r>
-        <w:tab/>
-        <w:t>reszty klientów zachowując integralność i ciągłość rozgrywki u każdego gracza.</w:t>
-      </w:r>
-      <w:r>
-        <w:br/>
-      </w:r>
-      <w:r>
-        <w:tab/>
-      </w:r>
-      <w:r>
-        <w:tab/>
-        <w:t>Spełnia wymagani</w:t>
-      </w:r>
-      <w:r>
-        <w:t>a</w:t>
-      </w:r>
-      <w:r>
-        <w:t xml:space="preserve"> REQ-FUN-02</w:t>
-      </w:r>
-      <w:r>
-        <w:t xml:space="preserve"> oraz REQ-FUN-07</w:t>
+      <w:r>
+        <w:t>zaznaczenie odpowiedniego przycisku na interfejsie, który wyświetli okno z</w:t>
+      </w:r>
+      <w:r>
+        <w:tab/>
+      </w:r>
+      <w:r>
+        <w:tab/>
+      </w:r>
+      <w:r>
+        <w:t xml:space="preserve"> tekstem</w:t>
+      </w:r>
+      <w:r>
+        <w:t xml:space="preserve"> </w:t>
+      </w:r>
+      <w:r>
+        <w:t>opisującym zasady gry.</w:t>
+      </w:r>
+      <w:r>
+        <w:br/>
+      </w:r>
+      <w:r>
+        <w:tab/>
+      </w:r>
+      <w:r>
+        <w:tab/>
+        <w:t>Spełnia wymaganie REQ-FUN-04.</w:t>
+      </w:r>
+      <w:r>
+        <w:br/>
+      </w:r>
+      <w:r>
+        <w:tab/>
+        <w:t>- Chat tekstowy w grze (Priorytet: S):</w:t>
+      </w:r>
+      <w:r>
+        <w:br/>
+      </w:r>
+      <w:r>
+        <w:tab/>
+      </w:r>
+      <w:r>
+        <w:tab/>
+        <w:t>System oferuje możliwość komunikacji między graczami w pokoju poprzez tekstowy</w:t>
+      </w:r>
+      <w:r>
+        <w:tab/>
+      </w:r>
+      <w:r>
+        <w:tab/>
+        <w:t xml:space="preserve">komunikator chat z założeniami o fair play i bezpieczeństwie opisanymi w zakładce </w:t>
+      </w:r>
+      <w:r>
+        <w:tab/>
+      </w:r>
+      <w:r>
+        <w:tab/>
+        <w:t>„Założenia i zależności” poprzez wysłanie wiadomości z typem „chat”.</w:t>
+      </w:r>
+      <w:r>
+        <w:br/>
+      </w:r>
+      <w:r>
+        <w:tab/>
+      </w:r>
+      <w:r>
+        <w:tab/>
+        <w:t>Spełnia wymaganie REQ-FUN-05.</w:t>
+      </w:r>
+      <w:r>
+        <w:br/>
+      </w:r>
+      <w:r>
+        <w:tab/>
+        <w:t>- Możliwość gry jednoosobowej z udziałem botów (Priorytet: S):</w:t>
+      </w:r>
+      <w:r>
+        <w:br/>
+      </w:r>
+      <w:r>
+        <w:tab/>
+      </w:r>
+      <w:r>
+        <w:tab/>
+        <w:t xml:space="preserve">System pozwala użytkownikowi na wybranie opcji gry jednoosbowej, która </w:t>
+      </w:r>
+      <w:r>
+        <w:tab/>
+      </w:r>
+      <w:r>
+        <w:tab/>
+      </w:r>
+      <w:r>
+        <w:tab/>
+        <w:t xml:space="preserve">uwzględnia samego użytkownika oraz pewną ilość dodanych botów. Istnieje </w:t>
+      </w:r>
+      <w:r>
+        <w:tab/>
+      </w:r>
+      <w:r>
+        <w:tab/>
+      </w:r>
+      <w:r>
+        <w:tab/>
+        <w:t xml:space="preserve">możliwość określenia tejże liczby jak i również możliwość wybrania poziomu trudności </w:t>
+      </w:r>
+      <w:r>
+        <w:tab/>
+      </w:r>
+      <w:r>
+        <w:tab/>
+        <w:t xml:space="preserve">botów, który to system opiera się na określeniu pewnego ograniczenia górnego ilości </w:t>
+      </w:r>
+      <w:r>
+        <w:tab/>
+      </w:r>
+      <w:r>
+        <w:tab/>
+        <w:t>obliczeń wykonywanych przez bota w algorytmie Monte Carlo</w:t>
+      </w:r>
+      <w:r>
+        <w:t xml:space="preserve"> oraz bota w algorytmie</w:t>
+      </w:r>
+      <w:r>
+        <w:tab/>
+      </w:r>
+      <w:r>
+        <w:tab/>
+        <w:t>heurystyki</w:t>
       </w:r>
       <w:r>
         <w:t>.</w:t>
-      </w:r>
-      <w:r>
-        <w:br/>
-      </w:r>
-      <w:r>
-        <w:tab/>
-        <w:t xml:space="preserve"> - Możliwość gry w makao (Priorytet: M):</w:t>
-      </w:r>
-      <w:r>
-        <w:br/>
-      </w:r>
-      <w:r>
-        <w:tab/>
-      </w:r>
-      <w:r>
-        <w:tab/>
-        <w:t>System oferuje możliwość gry w makao zgodnie z ogólnie przyjętymi zasadami gry</w:t>
-      </w:r>
-      <w:r>
-        <w:tab/>
-      </w:r>
-      <w:r>
-        <w:tab/>
-        <w:t>na utworzonym graficznym interfejsie z interaktywnymi kartami.</w:t>
-      </w:r>
-      <w:r>
-        <w:t xml:space="preserve"> Zakłada się </w:t>
-      </w:r>
-      <w:r>
-        <w:tab/>
-      </w:r>
-      <w:r>
-        <w:tab/>
-      </w:r>
-      <w:r>
-        <w:tab/>
-        <w:t xml:space="preserve">wysyłanie serwerowi wiadomości typu „makao”, który następnie rozsyła taką </w:t>
-      </w:r>
-      <w:r>
-        <w:tab/>
-      </w:r>
-      <w:r>
-        <w:tab/>
-      </w:r>
-      <w:r>
-        <w:tab/>
-        <w:t xml:space="preserve">wiadomość do reszty klientów zachowując integralność i ciągłość rozgrywki u każdego </w:t>
-      </w:r>
-      <w:r>
-        <w:tab/>
-      </w:r>
-      <w:r>
-        <w:tab/>
-        <w:t>gracza.</w:t>
-      </w:r>
-      <w:r>
-        <w:t xml:space="preserve"> Ponadto w razie zabraknięcia kart po pewnej ilości tur system automatycznie</w:t>
-      </w:r>
-      <w:r>
-        <w:tab/>
-      </w:r>
-      <w:r>
-        <w:tab/>
-        <w:t>tasuje talię zagranych już kart dając możliwość dalszej rozgrywki.</w:t>
-      </w:r>
-      <w:r>
-        <w:br/>
-      </w:r>
-      <w:r>
-        <w:tab/>
-      </w:r>
-      <w:r>
-        <w:tab/>
-        <w:t>Spełnia wymagani</w:t>
-      </w:r>
-      <w:r>
-        <w:t>a</w:t>
-      </w:r>
-      <w:r>
-        <w:t xml:space="preserve"> REQ-FUN-03</w:t>
-      </w:r>
-      <w:r>
-        <w:t xml:space="preserve"> oraz REQ-FUN-07</w:t>
-      </w:r>
-      <w:r>
-        <w:t xml:space="preserve"> oraz REQ-FUN-09</w:t>
-      </w:r>
-      <w:r>
-        <w:t>.</w:t>
-      </w:r>
-      <w:r>
-        <w:br/>
-      </w:r>
-      <w:r>
-        <w:tab/>
-        <w:t>- Możliwość wyświetlenia zasad gry (Priorytet: S):</w:t>
-      </w:r>
-      <w:r>
-        <w:br/>
-      </w:r>
-      <w:r>
-        <w:tab/>
-      </w:r>
-      <w:r>
-        <w:tab/>
-        <w:t>System</w:t>
-      </w:r>
-      <w:r>
-        <w:t xml:space="preserve"> zakłada istnienie</w:t>
-      </w:r>
-      <w:r>
-        <w:t xml:space="preserve"> możliwoś</w:t>
-      </w:r>
-      <w:r>
-        <w:t>ci</w:t>
-      </w:r>
-      <w:r>
-        <w:t xml:space="preserve"> wyświetlenia zasad gier podanych w hubie </w:t>
-      </w:r>
-      <w:r>
-        <w:tab/>
-      </w:r>
-      <w:r>
-        <w:tab/>
-      </w:r>
-      <w:r>
-        <w:tab/>
-      </w:r>
-      <w:r>
-        <w:t>poprzez</w:t>
-      </w:r>
-      <w:r>
-        <w:tab/>
-      </w:r>
-      <w:r>
-        <w:t xml:space="preserve"> </w:t>
-      </w:r>
-      <w:r>
-        <w:t>zaznaczenie odpowiedniego przycisku na interfejsie, który wyświetli okno z</w:t>
-      </w:r>
-      <w:r>
-        <w:tab/>
-      </w:r>
-      <w:r>
-        <w:tab/>
-      </w:r>
-      <w:r>
-        <w:t xml:space="preserve"> tekstem</w:t>
-      </w:r>
-      <w:r>
-        <w:t xml:space="preserve"> </w:t>
-      </w:r>
-      <w:r>
-        <w:t>opisującym zasady gry.</w:t>
-      </w:r>
-      <w:r>
-        <w:br/>
-      </w:r>
-      <w:r>
-        <w:tab/>
-      </w:r>
-      <w:r>
-        <w:tab/>
-        <w:t>Spełnia wymaganie REQ-FUN-04.</w:t>
-      </w:r>
-      <w:r>
-        <w:br/>
-      </w:r>
-      <w:r>
-        <w:tab/>
-        <w:t>- Chat tekstowy w grze (Priorytet: S):</w:t>
-      </w:r>
-      <w:r>
-        <w:br/>
-      </w:r>
-      <w:r>
-        <w:tab/>
-      </w:r>
-      <w:r>
-        <w:tab/>
-        <w:t>System oferuje możliwość komunikacji między graczami w pokoju poprzez tekstowy</w:t>
-      </w:r>
-      <w:r>
-        <w:tab/>
-      </w:r>
-      <w:r>
-        <w:tab/>
-        <w:t xml:space="preserve">komunikator chat z założeniami o fair </w:t>
-      </w:r>
-      <w:proofErr w:type="spellStart"/>
-      <w:r>
-        <w:t>play</w:t>
-      </w:r>
-      <w:proofErr w:type="spellEnd"/>
-      <w:r>
-        <w:t xml:space="preserve"> i bezpieczeństwie opisanymi w zakładce </w:t>
-      </w:r>
-      <w:r>
-        <w:tab/>
-      </w:r>
-      <w:r>
-        <w:tab/>
-        <w:t>„Założenia i zależności” poprzez wysłanie wiadomości z typem „chat”.</w:t>
-      </w:r>
-      <w:r>
-        <w:br/>
-      </w:r>
-      <w:r>
-        <w:tab/>
-      </w:r>
-      <w:r>
-        <w:tab/>
-        <w:t>Spełnia wymaganie REQ-FUN-05.</w:t>
-      </w:r>
-      <w:r>
-        <w:br/>
-      </w:r>
-      <w:r>
-        <w:tab/>
-        <w:t>- Możliwość gry jednoosobowej z udziałem botów (Priorytet: S):</w:t>
-      </w:r>
-      <w:r>
-        <w:br/>
-      </w:r>
-      <w:r>
-        <w:tab/>
-      </w:r>
-      <w:r>
-        <w:tab/>
-        <w:t xml:space="preserve">System pozwala użytkownikowi na wybranie opcji gry </w:t>
-      </w:r>
-      <w:proofErr w:type="spellStart"/>
-      <w:r>
-        <w:t>jednoosbowej</w:t>
-      </w:r>
-      <w:proofErr w:type="spellEnd"/>
-      <w:r>
-        <w:t xml:space="preserve">, która </w:t>
-      </w:r>
-      <w:r>
-        <w:tab/>
-      </w:r>
-      <w:r>
-        <w:tab/>
-      </w:r>
-      <w:r>
-        <w:tab/>
-        <w:t xml:space="preserve">uwzględnia samego użytkownika oraz pewną ilość dodanych botów. Istnieje </w:t>
-      </w:r>
-      <w:r>
-        <w:tab/>
-      </w:r>
-      <w:r>
-        <w:tab/>
-      </w:r>
-      <w:r>
-        <w:tab/>
-        <w:t xml:space="preserve">możliwość określenia tejże liczby jak i również możliwość wybrania poziomu trudności </w:t>
-      </w:r>
-      <w:r>
-        <w:tab/>
-      </w:r>
-      <w:r>
-        <w:tab/>
-        <w:t xml:space="preserve">botów, który to system opiera się na określeniu pewnego ograniczenia górnego ilości </w:t>
-      </w:r>
-      <w:r>
-        <w:tab/>
-      </w:r>
-      <w:r>
-        <w:tab/>
-        <w:t>obliczeń wykonywanych przez bota w algorytmie Monte Carlo.</w:t>
       </w:r>
       <w:r>
         <w:br/>
@@ -1941,7 +1769,6 @@
     <w:p/>
     <w:p>
       <w:r>
-        <w:lastRenderedPageBreak/>
         <w:t>Wymagania dotyczące danych:</w:t>
       </w:r>
       <w:r>
@@ -2183,11 +2010,9 @@
             <w:tcW w:w="2265" w:type="dxa"/>
           </w:tcPr>
           <w:p>
-            <w:proofErr w:type="spellStart"/>
             <w:r>
               <w:t>chips_result</w:t>
             </w:r>
-            <w:proofErr w:type="spellEnd"/>
           </w:p>
         </w:tc>
         <w:tc>
@@ -2195,11 +2020,9 @@
             <w:tcW w:w="1274" w:type="dxa"/>
           </w:tcPr>
           <w:p>
-            <w:proofErr w:type="spellStart"/>
             <w:r>
               <w:t>Integer</w:t>
             </w:r>
-            <w:proofErr w:type="spellEnd"/>
           </w:p>
         </w:tc>
         <w:tc>
@@ -2218,13 +2041,8 @@
           </w:tcPr>
           <w:p>
             <w:r>
-              <w:t xml:space="preserve">Cały </w:t>
+              <w:t>Cały integer</w:t>
             </w:r>
-            <w:proofErr w:type="spellStart"/>
-            <w:r>
-              <w:t>integer</w:t>
-            </w:r>
-            <w:proofErr w:type="spellEnd"/>
           </w:p>
         </w:tc>
       </w:tr>
@@ -2234,11 +2052,9 @@
             <w:tcW w:w="2265" w:type="dxa"/>
           </w:tcPr>
           <w:p>
-            <w:proofErr w:type="spellStart"/>
             <w:r>
               <w:t>games_played_total</w:t>
             </w:r>
-            <w:proofErr w:type="spellEnd"/>
           </w:p>
         </w:tc>
         <w:tc>
@@ -2246,11 +2062,9 @@
             <w:tcW w:w="1274" w:type="dxa"/>
           </w:tcPr>
           <w:p>
-            <w:proofErr w:type="spellStart"/>
             <w:r>
               <w:t>Integer</w:t>
             </w:r>
-            <w:proofErr w:type="spellEnd"/>
           </w:p>
         </w:tc>
         <w:tc>
@@ -2280,11 +2094,9 @@
             <w:tcW w:w="2265" w:type="dxa"/>
           </w:tcPr>
           <w:p>
-            <w:proofErr w:type="spellStart"/>
             <w:r>
               <w:t>games_lost</w:t>
             </w:r>
-            <w:proofErr w:type="spellEnd"/>
           </w:p>
         </w:tc>
         <w:tc>
@@ -2292,11 +2104,9 @@
             <w:tcW w:w="1274" w:type="dxa"/>
           </w:tcPr>
           <w:p>
-            <w:proofErr w:type="spellStart"/>
             <w:r>
               <w:t>Integer</w:t>
             </w:r>
-            <w:proofErr w:type="spellEnd"/>
           </w:p>
         </w:tc>
         <w:tc>
@@ -2326,11 +2136,9 @@
             <w:tcW w:w="2265" w:type="dxa"/>
           </w:tcPr>
           <w:p>
-            <w:proofErr w:type="spellStart"/>
             <w:r>
               <w:t>games_won</w:t>
             </w:r>
-            <w:proofErr w:type="spellEnd"/>
           </w:p>
         </w:tc>
         <w:tc>
@@ -2338,11 +2146,9 @@
             <w:tcW w:w="1274" w:type="dxa"/>
           </w:tcPr>
           <w:p>
-            <w:proofErr w:type="spellStart"/>
             <w:r>
               <w:t>Integer</w:t>
             </w:r>
-            <w:proofErr w:type="spellEnd"/>
           </w:p>
         </w:tc>
         <w:tc>
@@ -2372,11 +2178,9 @@
             <w:tcW w:w="2265" w:type="dxa"/>
           </w:tcPr>
           <w:p>
-            <w:proofErr w:type="spellStart"/>
             <w:r>
               <w:t>poker_games</w:t>
             </w:r>
-            <w:proofErr w:type="spellEnd"/>
           </w:p>
         </w:tc>
         <w:tc>
@@ -2384,11 +2188,9 @@
             <w:tcW w:w="1274" w:type="dxa"/>
           </w:tcPr>
           <w:p>
-            <w:proofErr w:type="spellStart"/>
             <w:r>
               <w:t>Integer</w:t>
             </w:r>
-            <w:proofErr w:type="spellEnd"/>
           </w:p>
         </w:tc>
         <w:tc>
@@ -2418,11 +2220,9 @@
             <w:tcW w:w="2265" w:type="dxa"/>
           </w:tcPr>
           <w:p>
-            <w:proofErr w:type="spellStart"/>
             <w:r>
               <w:t>makao_games</w:t>
             </w:r>
-            <w:proofErr w:type="spellEnd"/>
           </w:p>
         </w:tc>
         <w:tc>
@@ -2430,11 +2230,9 @@
             <w:tcW w:w="1274" w:type="dxa"/>
           </w:tcPr>
           <w:p>
-            <w:proofErr w:type="spellStart"/>
             <w:r>
               <w:t>Integer</w:t>
             </w:r>
-            <w:proofErr w:type="spellEnd"/>
           </w:p>
         </w:tc>
         <w:tc>
@@ -2464,11 +2262,9 @@
             <w:tcW w:w="2265" w:type="dxa"/>
           </w:tcPr>
           <w:p>
-            <w:proofErr w:type="spellStart"/>
             <w:r>
               <w:t>game_date</w:t>
             </w:r>
-            <w:proofErr w:type="spellEnd"/>
           </w:p>
         </w:tc>
         <w:tc>
@@ -2476,11 +2272,9 @@
             <w:tcW w:w="1274" w:type="dxa"/>
           </w:tcPr>
           <w:p>
-            <w:proofErr w:type="spellStart"/>
             <w:r>
               <w:t>Date</w:t>
             </w:r>
-            <w:proofErr w:type="spellEnd"/>
           </w:p>
         </w:tc>
         <w:tc>
@@ -2510,11 +2304,9 @@
             <w:tcW w:w="2265" w:type="dxa"/>
           </w:tcPr>
           <w:p>
-            <w:proofErr w:type="spellStart"/>
             <w:r>
               <w:t>game_result</w:t>
             </w:r>
-            <w:proofErr w:type="spellEnd"/>
           </w:p>
         </w:tc>
         <w:tc>
@@ -2554,11 +2346,9 @@
             <w:tcW w:w="2265" w:type="dxa"/>
           </w:tcPr>
           <w:p>
-            <w:proofErr w:type="spellStart"/>
             <w:r>
               <w:t>game</w:t>
             </w:r>
-            <w:proofErr w:type="spellEnd"/>
           </w:p>
         </w:tc>
         <w:tc>
@@ -2731,15 +2521,7 @@
         <w:t>wyświetlane</w:t>
       </w:r>
       <w:r>
-        <w:t xml:space="preserve"> w formie okna interfejsu biblioteki </w:t>
-      </w:r>
-      <w:proofErr w:type="spellStart"/>
-      <w:r>
-        <w:t>tkinter</w:t>
-      </w:r>
-      <w:proofErr w:type="spellEnd"/>
-      <w:r>
-        <w:t>. Można je</w:t>
+        <w:t xml:space="preserve"> w formie okna interfejsu biblioteki tkinter. Można je</w:t>
       </w:r>
       <w:r>
         <w:tab/>
@@ -2853,76 +2635,28 @@
           <w:p>
             <w:r>
               <w:lastRenderedPageBreak/>
-              <w:t>CHIPS_RESULT: [</w:t>
-            </w:r>
-            <w:proofErr w:type="spellStart"/>
-            <w:r>
-              <w:t>chips_result</w:t>
-            </w:r>
-            <w:proofErr w:type="spellEnd"/>
-            <w:r>
-              <w:t>]</w:t>
+              <w:t>CHIPS_RESULT: [chips_result]</w:t>
             </w:r>
             <w:r>
               <w:br/>
-              <w:t>GAMES_PLAYED: [</w:t>
-            </w:r>
-            <w:proofErr w:type="spellStart"/>
-            <w:r>
-              <w:t>games_played_total</w:t>
-            </w:r>
-            <w:proofErr w:type="spellEnd"/>
-            <w:r>
-              <w:t>]</w:t>
+              <w:t>GAMES_PLAYED: [games_played_total]</w:t>
             </w:r>
             <w:r>
               <w:br/>
-              <w:t>GAMES_LOST: [</w:t>
-            </w:r>
-            <w:proofErr w:type="spellStart"/>
-            <w:r>
-              <w:t>games_lost</w:t>
-            </w:r>
-            <w:proofErr w:type="spellEnd"/>
-            <w:r>
-              <w:t>]</w:t>
+              <w:t>GAMES_LOST: [games_lost]</w:t>
             </w:r>
           </w:p>
           <w:p>
             <w:r>
-              <w:t>GAMES_WON: [</w:t>
-            </w:r>
-            <w:proofErr w:type="spellStart"/>
-            <w:r>
-              <w:t>games_won</w:t>
-            </w:r>
-            <w:proofErr w:type="spellEnd"/>
-            <w:r>
-              <w:t>]</w:t>
+              <w:t>GAMES_WON: [games_won]</w:t>
             </w:r>
             <w:r>
               <w:br/>
-              <w:t>POKER_GAMES: [</w:t>
-            </w:r>
-            <w:proofErr w:type="spellStart"/>
-            <w:r>
-              <w:t>poker_games</w:t>
-            </w:r>
-            <w:proofErr w:type="spellEnd"/>
-            <w:r>
-              <w:t>]</w:t>
+              <w:t>POKER_GAMES: [poker_games]</w:t>
             </w:r>
             <w:r>
               <w:br/>
-              <w:t>MAKAO_GAMES: [</w:t>
-            </w:r>
-            <w:proofErr w:type="spellStart"/>
-            <w:r>
-              <w:t>makao_games</w:t>
-            </w:r>
-            <w:proofErr w:type="spellEnd"/>
-            <w:r>
-              <w:t>]</w:t>
+              <w:t>MAKAO_GAMES: [makao_games]</w:t>
             </w:r>
           </w:p>
         </w:tc>
@@ -2963,31 +2697,7 @@
           </w:tcPr>
           <w:p>
             <w:r>
-              <w:t>[</w:t>
-            </w:r>
-            <w:proofErr w:type="spellStart"/>
-            <w:r>
-              <w:t>game</w:t>
-            </w:r>
-            <w:proofErr w:type="spellEnd"/>
-            <w:r>
-              <w:t>] [</w:t>
-            </w:r>
-            <w:proofErr w:type="spellStart"/>
-            <w:r>
-              <w:t>game_result</w:t>
-            </w:r>
-            <w:proofErr w:type="spellEnd"/>
-            <w:r>
-              <w:t>] [</w:t>
-            </w:r>
-            <w:proofErr w:type="spellStart"/>
-            <w:r>
-              <w:t>game_date</w:t>
-            </w:r>
-            <w:proofErr w:type="spellEnd"/>
-            <w:r>
-              <w:t>]</w:t>
+              <w:t>[game] [game_result] [game_date]</w:t>
             </w:r>
           </w:p>
         </w:tc>
@@ -3123,377 +2833,272 @@
       <w:r>
         <w:t xml:space="preserve"> </w:t>
       </w:r>
-      <w:proofErr w:type="spellStart"/>
+      <w:r>
+        <w:t>Pythona tkinter.</w:t>
+      </w:r>
+      <w:r>
+        <w:tab/>
+      </w:r>
+      <w:r>
+        <w:tab/>
+      </w:r>
+      <w:r>
+        <w:t xml:space="preserve"> Interfejs ten jest intuicyjnym i prostym zestawem przycisków, okien i paneli dających</w:t>
+      </w:r>
+      <w:r>
+        <w:tab/>
+      </w:r>
+      <w:r>
+        <w:tab/>
+      </w:r>
+      <w:r>
+        <w:t xml:space="preserve"> możliwości</w:t>
+      </w:r>
+      <w:r>
+        <w:t>:</w:t>
+      </w:r>
+      <w:r>
+        <w:br/>
+      </w:r>
+      <w:r>
+        <w:tab/>
+      </w:r>
+      <w:r>
+        <w:tab/>
+        <w:t>- Nawigację po menu głównych za pomocą przycisków tekstowych i graficznych.</w:t>
+      </w:r>
+      <w:r>
+        <w:br/>
+      </w:r>
+      <w:r>
+        <w:tab/>
+      </w:r>
+      <w:r>
+        <w:tab/>
+        <w:t>- Obsługę gier poprzez przyciski i interakcyjne grafiki kart.</w:t>
+      </w:r>
+      <w:r>
+        <w:br/>
+      </w:r>
+      <w:r>
+        <w:tab/>
+      </w:r>
+      <w:r>
+        <w:tab/>
+        <w:t>- Obsługę komunikatów tekstowych poprzez komunikację na chacie.</w:t>
+      </w:r>
+      <w:r>
+        <w:br/>
+      </w:r>
+      <w:r>
+        <w:tab/>
+      </w:r>
+      <w:r>
+        <w:tab/>
+        <w:t xml:space="preserve">- Wyświetlanie intuicyjnych tabel ze statystykami rozegranych gier, historią </w:t>
+      </w:r>
+      <w:r>
+        <w:tab/>
+      </w:r>
+      <w:r>
+        <w:tab/>
+      </w:r>
+      <w:r>
+        <w:tab/>
+        <w:t>rozegranych gier jak i panelu opisującego zasady gier.</w:t>
+      </w:r>
+      <w:r>
+        <w:br/>
+      </w:r>
+      <w:r>
+        <w:tab/>
+        <w:t>Interfejsy oprogramowania:</w:t>
+      </w:r>
+      <w:r>
+        <w:br/>
+      </w:r>
+      <w:r>
+        <w:tab/>
+      </w:r>
+      <w:r>
+        <w:tab/>
+      </w:r>
+      <w:r>
+        <w:t>- Środowisko uruchomieniowe</w:t>
+      </w:r>
+      <w:r>
+        <w:t xml:space="preserve"> – </w:t>
+      </w:r>
+      <w:r>
+        <w:t xml:space="preserve">aplikacja do uruchomienia wymaga zainstalowanego </w:t>
+      </w:r>
+      <w:r>
+        <w:tab/>
+      </w:r>
+      <w:r>
+        <w:tab/>
+      </w:r>
+      <w:r>
+        <w:t>interpretera języka programowania Python.</w:t>
+      </w:r>
+      <w:r>
+        <w:t xml:space="preserve"> </w:t>
+      </w:r>
+      <w:r>
+        <w:br/>
+      </w:r>
+      <w:r>
+        <w:tab/>
+      </w:r>
+      <w:r>
+        <w:tab/>
+      </w:r>
+      <w:r>
+        <w:t xml:space="preserve">- </w:t>
+      </w:r>
+      <w:r>
+        <w:t>Interfejs graficzny</w:t>
+      </w:r>
+      <w:r>
+        <w:t xml:space="preserve"> –</w:t>
+      </w:r>
+      <w:r>
+        <w:t xml:space="preserve"> system korzysta z biblioteki Pythona tkinter do stworzenia</w:t>
+      </w:r>
+      <w:r>
+        <w:tab/>
+      </w:r>
+      <w:r>
+        <w:tab/>
+      </w:r>
+      <w:r>
+        <w:tab/>
+      </w:r>
+      <w:r>
+        <w:t xml:space="preserve"> graficznego</w:t>
+      </w:r>
+      <w:r>
+        <w:t xml:space="preserve"> </w:t>
+      </w:r>
+      <w:r>
+        <w:t>interfejsu</w:t>
+      </w:r>
+      <w:r>
+        <w:t xml:space="preserve"> i renderowania grafiki 2D.</w:t>
+      </w:r>
+      <w:r>
+        <w:br/>
+      </w:r>
+      <w:r>
+        <w:tab/>
+      </w:r>
+      <w:r>
+        <w:tab/>
+      </w:r>
+      <w:r>
+        <w:t>- Interfejs sieciowy</w:t>
+      </w:r>
+      <w:r>
+        <w:t xml:space="preserve"> –</w:t>
+      </w:r>
+      <w:r>
+        <w:t xml:space="preserve"> system korzysta z biblioteki Pythona socket do zarządzania </w:t>
+      </w:r>
+      <w:r>
+        <w:tab/>
+      </w:r>
+      <w:r>
+        <w:tab/>
+      </w:r>
+      <w:r>
+        <w:t>komunikacją</w:t>
+      </w:r>
+      <w:r>
+        <w:t xml:space="preserve"> </w:t>
+      </w:r>
+      <w:r>
+        <w:t>serwer – klient oraz połączeń między nimi</w:t>
+      </w:r>
+      <w:r>
+        <w:t xml:space="preserve"> za pomocą protokołów </w:t>
+      </w:r>
+      <w:r>
+        <w:tab/>
+      </w:r>
+      <w:r>
+        <w:tab/>
+      </w:r>
+      <w:r>
+        <w:tab/>
+      </w:r>
+      <w:r>
+        <w:t>TCP/IP.</w:t>
+      </w:r>
+      <w:r>
+        <w:br/>
+      </w:r>
+      <w:r>
+        <w:tab/>
+      </w:r>
+      <w:r>
+        <w:tab/>
+      </w:r>
+      <w:r>
+        <w:t>- Interfejs wielowątkowy</w:t>
+      </w:r>
+      <w:r>
+        <w:t xml:space="preserve"> –</w:t>
+      </w:r>
+      <w:r>
+        <w:t xml:space="preserve"> system wymaga wielowątkowości do obsługi i zarządznia </w:t>
+      </w:r>
+      <w:r>
+        <w:tab/>
+      </w:r>
+      <w:r>
+        <w:tab/>
+        <w:t>połączeń wielu klientów za pomocą biblioteki Pythona threading.</w:t>
+      </w:r>
+      <w:r>
+        <w:br/>
+      </w:r>
+      <w:r>
+        <w:tab/>
+      </w:r>
+      <w:r>
+        <w:tab/>
+      </w:r>
+      <w:r>
+        <w:t>- System plików</w:t>
+      </w:r>
+      <w:r>
+        <w:t xml:space="preserve"> –</w:t>
+      </w:r>
+      <w:r>
+        <w:t xml:space="preserve"> do implementacji obsługi plików używane są wbudowane funkcje </w:t>
+      </w:r>
+      <w:r>
+        <w:tab/>
+      </w:r>
+      <w:r>
+        <w:tab/>
+      </w:r>
       <w:r>
         <w:t>Pythona</w:t>
       </w:r>
-      <w:proofErr w:type="spellEnd"/>
       <w:r>
         <w:t xml:space="preserve"> </w:t>
       </w:r>
-      <w:proofErr w:type="spellStart"/>
-      <w:r>
-        <w:t>tkinter</w:t>
-      </w:r>
-      <w:proofErr w:type="spellEnd"/>
+      <w:r>
+        <w:t xml:space="preserve">do zapisu i odczytu </w:t>
+      </w:r>
+      <w:r>
+        <w:t>statystyk oraz historii gier</w:t>
+      </w:r>
       <w:r>
         <w:t>.</w:t>
       </w:r>
       <w:r>
-        <w:tab/>
-      </w:r>
-      <w:r>
-        <w:tab/>
-      </w:r>
-      <w:r>
-        <w:t xml:space="preserve"> Interfejs ten jest intuicyjnym i prostym zestawem przycisków, okien i paneli dających</w:t>
-      </w:r>
-      <w:r>
-        <w:tab/>
-      </w:r>
-      <w:r>
-        <w:tab/>
-      </w:r>
-      <w:r>
-        <w:t xml:space="preserve"> możliwości</w:t>
-      </w:r>
-      <w:r>
-        <w:t>:</w:t>
-      </w:r>
-      <w:r>
-        <w:br/>
-      </w:r>
-      <w:r>
-        <w:tab/>
-      </w:r>
-      <w:r>
-        <w:tab/>
-        <w:t>- Nawigację po menu głównych za pomocą przycisków tekstowych i graficznych.</w:t>
-      </w:r>
-      <w:r>
-        <w:br/>
-      </w:r>
-      <w:r>
-        <w:tab/>
-      </w:r>
-      <w:r>
-        <w:tab/>
-        <w:t>- Obsługę gier poprzez przyciski i interakcyjne grafiki kart.</w:t>
-      </w:r>
-      <w:r>
-        <w:br/>
-      </w:r>
-      <w:r>
-        <w:tab/>
-      </w:r>
-      <w:r>
-        <w:tab/>
-        <w:t>- Obsługę komunikatów tekstowych poprzez komunikację na chacie.</w:t>
-      </w:r>
-      <w:r>
-        <w:br/>
-      </w:r>
-      <w:r>
-        <w:tab/>
-      </w:r>
-      <w:r>
-        <w:tab/>
-        <w:t xml:space="preserve">- Wyświetlanie intuicyjnych tabel ze statystykami rozegranych gier, historią </w:t>
-      </w:r>
-      <w:r>
-        <w:tab/>
-      </w:r>
-      <w:r>
-        <w:tab/>
-      </w:r>
-      <w:r>
-        <w:tab/>
-        <w:t>rozegranych gier jak i panelu opisującego zasady gier.</w:t>
-      </w:r>
-      <w:r>
-        <w:br/>
-      </w:r>
-      <w:r>
-        <w:tab/>
-        <w:t>Interfejsy oprogramowania:</w:t>
-      </w:r>
-      <w:r>
-        <w:br/>
-      </w:r>
-      <w:r>
-        <w:tab/>
-      </w:r>
-      <w:r>
-        <w:tab/>
-      </w:r>
-      <w:r>
-        <w:t>- Środowisko uruchomieniowe</w:t>
-      </w:r>
-      <w:r>
-        <w:t xml:space="preserve"> </w:t>
-      </w:r>
-      <w:r>
-        <w:t>–</w:t>
-      </w:r>
-      <w:r>
-        <w:t xml:space="preserve"> </w:t>
-      </w:r>
-      <w:r>
-        <w:t xml:space="preserve">aplikacja do uruchomienia wymaga zainstalowanego </w:t>
-      </w:r>
-      <w:r>
-        <w:tab/>
-      </w:r>
-      <w:r>
-        <w:tab/>
-      </w:r>
-      <w:r>
-        <w:t xml:space="preserve">interpretera języka programowania </w:t>
-      </w:r>
-      <w:proofErr w:type="spellStart"/>
-      <w:r>
-        <w:t>Python</w:t>
-      </w:r>
-      <w:proofErr w:type="spellEnd"/>
-      <w:r>
-        <w:t>.</w:t>
-      </w:r>
-      <w:r>
-        <w:t xml:space="preserve"> </w:t>
-      </w:r>
-      <w:r>
-        <w:br/>
-      </w:r>
-      <w:r>
-        <w:tab/>
-      </w:r>
-      <w:r>
-        <w:tab/>
-      </w:r>
-      <w:r>
-        <w:t xml:space="preserve">- </w:t>
-      </w:r>
-      <w:r>
-        <w:t>Interfejs graficzny</w:t>
-      </w:r>
-      <w:r>
-        <w:t xml:space="preserve"> </w:t>
-      </w:r>
-      <w:r>
-        <w:t>–</w:t>
-      </w:r>
-      <w:r>
-        <w:t xml:space="preserve"> system korzysta z biblioteki </w:t>
-      </w:r>
-      <w:proofErr w:type="spellStart"/>
-      <w:r>
-        <w:t>Pythona</w:t>
-      </w:r>
-      <w:proofErr w:type="spellEnd"/>
-      <w:r>
-        <w:t xml:space="preserve"> </w:t>
-      </w:r>
-      <w:proofErr w:type="spellStart"/>
-      <w:r>
-        <w:t>tkinter</w:t>
-      </w:r>
-      <w:proofErr w:type="spellEnd"/>
-      <w:r>
-        <w:t xml:space="preserve"> do stworzenia</w:t>
-      </w:r>
-      <w:r>
-        <w:tab/>
-      </w:r>
-      <w:r>
-        <w:tab/>
-      </w:r>
-      <w:r>
-        <w:tab/>
-      </w:r>
-      <w:r>
-        <w:t xml:space="preserve"> graficznego</w:t>
-      </w:r>
-      <w:r>
-        <w:t xml:space="preserve"> </w:t>
-      </w:r>
-      <w:r>
-        <w:t>interfejsu</w:t>
-      </w:r>
-      <w:r>
-        <w:t xml:space="preserve"> i </w:t>
-      </w:r>
-      <w:proofErr w:type="spellStart"/>
-      <w:r>
-        <w:t>renderowania</w:t>
-      </w:r>
-      <w:proofErr w:type="spellEnd"/>
-      <w:r>
-        <w:t xml:space="preserve"> grafiki 2D.</w:t>
-      </w:r>
-      <w:r>
-        <w:br/>
-      </w:r>
-      <w:r>
-        <w:tab/>
-      </w:r>
-      <w:r>
-        <w:tab/>
-      </w:r>
-      <w:r>
-        <w:t>- Interfejs sieciowy</w:t>
-      </w:r>
-      <w:r>
-        <w:t xml:space="preserve"> </w:t>
-      </w:r>
-      <w:r>
-        <w:t>–</w:t>
-      </w:r>
-      <w:r>
-        <w:t xml:space="preserve"> system korzysta z biblioteki </w:t>
-      </w:r>
-      <w:proofErr w:type="spellStart"/>
-      <w:r>
-        <w:t>Pythona</w:t>
-      </w:r>
-      <w:proofErr w:type="spellEnd"/>
-      <w:r>
-        <w:t xml:space="preserve"> </w:t>
-      </w:r>
-      <w:proofErr w:type="spellStart"/>
-      <w:r>
-        <w:t>socket</w:t>
-      </w:r>
-      <w:proofErr w:type="spellEnd"/>
-      <w:r>
-        <w:t xml:space="preserve"> do zarządzania </w:t>
-      </w:r>
-      <w:r>
-        <w:tab/>
-      </w:r>
-      <w:r>
-        <w:tab/>
-      </w:r>
-      <w:r>
-        <w:t>komunikacją</w:t>
-      </w:r>
-      <w:r>
-        <w:t xml:space="preserve"> </w:t>
-      </w:r>
-      <w:r>
-        <w:t>serwer – klient oraz połączeń między nimi</w:t>
-      </w:r>
-      <w:r>
-        <w:t xml:space="preserve"> za pomocą protokołów </w:t>
-      </w:r>
-      <w:r>
-        <w:tab/>
-      </w:r>
-      <w:r>
-        <w:tab/>
-      </w:r>
-      <w:r>
-        <w:tab/>
-      </w:r>
-      <w:r>
-        <w:t>TCP/IP.</w:t>
-      </w:r>
-      <w:r>
-        <w:br/>
-      </w:r>
-      <w:r>
-        <w:tab/>
-      </w:r>
-      <w:r>
-        <w:tab/>
-      </w:r>
-      <w:r>
-        <w:t>- Interfejs wielowątkowy</w:t>
-      </w:r>
-      <w:r>
-        <w:t xml:space="preserve"> </w:t>
-      </w:r>
-      <w:r>
-        <w:t>–</w:t>
-      </w:r>
-      <w:r>
-        <w:t xml:space="preserve"> system wymaga wielowątkowości do obsługi i </w:t>
-      </w:r>
-      <w:proofErr w:type="spellStart"/>
-      <w:r>
-        <w:t>zarządznia</w:t>
-      </w:r>
-      <w:proofErr w:type="spellEnd"/>
-      <w:r>
-        <w:t xml:space="preserve"> </w:t>
-      </w:r>
-      <w:r>
-        <w:tab/>
-      </w:r>
-      <w:r>
-        <w:tab/>
-        <w:t xml:space="preserve">połączeń wielu klientów za pomocą biblioteki </w:t>
-      </w:r>
-      <w:proofErr w:type="spellStart"/>
-      <w:r>
-        <w:t>Pythona</w:t>
-      </w:r>
-      <w:proofErr w:type="spellEnd"/>
-      <w:r>
-        <w:t xml:space="preserve"> </w:t>
-      </w:r>
-      <w:proofErr w:type="spellStart"/>
-      <w:r>
-        <w:t>threading</w:t>
-      </w:r>
-      <w:proofErr w:type="spellEnd"/>
-      <w:r>
-        <w:t>.</w:t>
-      </w:r>
-      <w:r>
-        <w:br/>
-      </w:r>
-      <w:r>
-        <w:tab/>
-      </w:r>
-      <w:r>
-        <w:tab/>
-      </w:r>
-      <w:r>
-        <w:t>- System plików</w:t>
-      </w:r>
-      <w:r>
-        <w:t xml:space="preserve"> </w:t>
-      </w:r>
-      <w:r>
-        <w:t>–</w:t>
-      </w:r>
-      <w:r>
-        <w:t xml:space="preserve"> do implementacji obsługi plików używane są wbudowane funkcje </w:t>
-      </w:r>
-      <w:r>
-        <w:tab/>
-      </w:r>
-      <w:r>
-        <w:tab/>
-      </w:r>
-      <w:proofErr w:type="spellStart"/>
-      <w:r>
-        <w:t>Pythona</w:t>
-      </w:r>
-      <w:proofErr w:type="spellEnd"/>
-      <w:r>
-        <w:t xml:space="preserve"> </w:t>
-      </w:r>
-      <w:r>
-        <w:t xml:space="preserve">do zapisu i odczytu </w:t>
-      </w:r>
-      <w:r>
-        <w:t>statystyk oraz historii gier</w:t>
-      </w:r>
-      <w:r>
-        <w:t>.</w:t>
-      </w:r>
-      <w:r>
         <w:br/>
       </w:r>
       <w:r>
@@ -3539,13 +3144,8 @@
       </w:r>
       <w:r>
         <w:tab/>
-        <w:t xml:space="preserve">Wiadomości przesyłane są za pomocą biblioteki </w:t>
-      </w:r>
-      <w:proofErr w:type="spellStart"/>
-      <w:r>
-        <w:t>json</w:t>
-      </w:r>
-      <w:proofErr w:type="spellEnd"/>
+        <w:t>Wiadomości przesyłane są za pomocą biblioteki json</w:t>
+      </w:r>
       <w:r>
         <w:t>. Wiadomość ma strukturę:</w:t>
       </w:r>
@@ -3560,21 +3160,75 @@
       </w:r>
       <w:r>
         <w:tab/>
-        <w:t>„</w:t>
-      </w:r>
-      <w:proofErr w:type="spellStart"/>
-      <w:r>
-        <w:t>game</w:t>
-      </w:r>
-      <w:proofErr w:type="spellEnd"/>
-      <w:r>
-        <w:t xml:space="preserve">”: </w:t>
-      </w:r>
-      <w:proofErr w:type="spellStart"/>
-      <w:r>
-        <w:t>game</w:t>
-      </w:r>
-      <w:proofErr w:type="spellEnd"/>
+        <w:t>„game”: game,</w:t>
+      </w:r>
+      <w:r>
+        <w:br/>
+      </w:r>
+      <w:r>
+        <w:tab/>
+      </w:r>
+      <w:r>
+        <w:tab/>
+      </w:r>
+      <w:r>
+        <w:tab/>
+        <w:t>„type”: msg_type,</w:t>
+      </w:r>
+      <w:r>
+        <w:br/>
+      </w:r>
+      <w:r>
+        <w:tab/>
+      </w:r>
+      <w:r>
+        <w:tab/>
+      </w:r>
+      <w:r>
+        <w:tab/>
+        <w:t>„player_id”: player_id,</w:t>
+      </w:r>
+      <w:r>
+        <w:br/>
+      </w:r>
+      <w:r>
+        <w:tab/>
+      </w:r>
+      <w:r>
+        <w:tab/>
+      </w:r>
+      <w:r>
+        <w:tab/>
+        <w:t>„data”: data,</w:t>
+      </w:r>
+      <w:r>
+        <w:br/>
+      </w:r>
+      <w:r>
+        <w:tab/>
+      </w:r>
+      <w:r>
+        <w:tab/>
+      </w:r>
+      <w:r>
+        <w:tab/>
+        <w:t>„chat”: chat</w:t>
+      </w:r>
+      <w:r>
+        <w:br/>
+      </w:r>
+      <w:r>
+        <w:tab/>
+      </w:r>
+      <w:r>
+        <w:tab/>
+      </w:r>
+      <w:r>
+        <w:t>g</w:t>
+      </w:r>
+      <w:r>
+        <w:t>dzie</w:t>
+      </w:r>
       <w:r>
         <w:t>,</w:t>
       </w:r>
@@ -3586,117 +3240,7 @@
       </w:r>
       <w:r>
         <w:tab/>
-      </w:r>
-      <w:r>
-        <w:tab/>
-        <w:t>„</w:t>
-      </w:r>
-      <w:proofErr w:type="spellStart"/>
-      <w:r>
-        <w:t>type</w:t>
-      </w:r>
-      <w:proofErr w:type="spellEnd"/>
-      <w:r>
-        <w:t xml:space="preserve">”: </w:t>
-      </w:r>
-      <w:proofErr w:type="spellStart"/>
-      <w:r>
-        <w:t>msg_type</w:t>
-      </w:r>
-      <w:proofErr w:type="spellEnd"/>
-      <w:r>
-        <w:t>,</w:t>
-      </w:r>
-      <w:r>
-        <w:br/>
-      </w:r>
-      <w:r>
-        <w:tab/>
-      </w:r>
-      <w:r>
-        <w:tab/>
-      </w:r>
-      <w:r>
-        <w:tab/>
-        <w:t>„</w:t>
-      </w:r>
-      <w:proofErr w:type="spellStart"/>
-      <w:r>
-        <w:t>player_id</w:t>
-      </w:r>
-      <w:proofErr w:type="spellEnd"/>
-      <w:r>
-        <w:t xml:space="preserve">”: </w:t>
-      </w:r>
-      <w:proofErr w:type="spellStart"/>
-      <w:r>
-        <w:t>player_id</w:t>
-      </w:r>
-      <w:proofErr w:type="spellEnd"/>
-      <w:r>
-        <w:t>,</w:t>
-      </w:r>
-      <w:r>
-        <w:br/>
-      </w:r>
-      <w:r>
-        <w:tab/>
-      </w:r>
-      <w:r>
-        <w:tab/>
-      </w:r>
-      <w:r>
-        <w:tab/>
-        <w:t>„data”: data,</w:t>
-      </w:r>
-      <w:r>
-        <w:br/>
-      </w:r>
-      <w:r>
-        <w:tab/>
-      </w:r>
-      <w:r>
-        <w:tab/>
-      </w:r>
-      <w:r>
-        <w:tab/>
-        <w:t>„chat”: chat</w:t>
-      </w:r>
-      <w:r>
-        <w:br/>
-      </w:r>
-      <w:r>
-        <w:tab/>
-      </w:r>
-      <w:r>
-        <w:tab/>
-      </w:r>
-      <w:r>
-        <w:t>g</w:t>
-      </w:r>
-      <w:r>
-        <w:t>dzie</w:t>
-      </w:r>
-      <w:r>
-        <w:t>,</w:t>
-      </w:r>
-      <w:r>
-        <w:br/>
-      </w:r>
-      <w:r>
-        <w:tab/>
-      </w:r>
-      <w:r>
-        <w:tab/>
-        <w:t>„</w:t>
-      </w:r>
-      <w:proofErr w:type="spellStart"/>
-      <w:r>
-        <w:t>game</w:t>
-      </w:r>
-      <w:proofErr w:type="spellEnd"/>
-      <w:r>
-        <w:t>” definiuje jaka jest aktualnie gra, możliwe opcje to „poker” oraz</w:t>
+        <w:t>„game” definiuje jaka jest aktualnie gra, możliwe opcje to „poker” oraz</w:t>
       </w:r>
       <w:r>
         <w:tab/>
@@ -3710,15 +3254,7 @@
       </w:r>
       <w:r>
         <w:tab/>
-        <w:t>„</w:t>
-      </w:r>
-      <w:proofErr w:type="spellStart"/>
-      <w:r>
-        <w:t>type</w:t>
-      </w:r>
-      <w:proofErr w:type="spellEnd"/>
-      <w:r>
-        <w:t xml:space="preserve">” definiuje działanie, możliwe opcje to pewien zdefiniowany ruch w grze, </w:t>
+        <w:t xml:space="preserve">„type” definiuje działanie, możliwe opcje to pewien zdefiniowany ruch w grze, </w:t>
       </w:r>
       <w:r>
         <w:tab/>
@@ -3745,70 +3281,31 @@
       </w:r>
       <w:r>
         <w:tab/>
-        <w:t>„</w:t>
-      </w:r>
-      <w:proofErr w:type="spellStart"/>
-      <w:r>
-        <w:t>player_id</w:t>
-      </w:r>
-      <w:proofErr w:type="spellEnd"/>
-      <w:r>
-        <w:t xml:space="preserve">” definiuje który gracz wysyła tę wiadomość, gdzie </w:t>
-      </w:r>
-      <w:proofErr w:type="spellStart"/>
-      <w:r>
-        <w:t>player_id</w:t>
-      </w:r>
-      <w:proofErr w:type="spellEnd"/>
-      <w:r>
-        <w:t xml:space="preserve"> to pewna </w:t>
-      </w:r>
-      <w:r>
-        <w:tab/>
-      </w:r>
-      <w:r>
-        <w:tab/>
-        <w:t xml:space="preserve">liczba </w:t>
-      </w:r>
-      <w:proofErr w:type="spellStart"/>
-      <w:r>
-        <w:t>Integer</w:t>
-      </w:r>
-      <w:proofErr w:type="spellEnd"/>
-      <w:r>
-        <w:t xml:space="preserve"> większa lub równa 1.</w:t>
-      </w:r>
-      <w:r>
-        <w:br/>
-      </w:r>
-      <w:r>
-        <w:tab/>
-      </w:r>
-      <w:r>
-        <w:tab/>
-        <w:t>„data” zawiera informację na temat wybranego ruchu w „</w:t>
-      </w:r>
-      <w:proofErr w:type="spellStart"/>
-      <w:r>
-        <w:t>type</w:t>
-      </w:r>
-      <w:proofErr w:type="spellEnd"/>
-      <w:r>
-        <w:t xml:space="preserve">”. Jest puste jeżeli </w:t>
-      </w:r>
-      <w:r>
-        <w:tab/>
-      </w:r>
-      <w:r>
-        <w:tab/>
-      </w:r>
-      <w:proofErr w:type="spellStart"/>
-      <w:r>
-        <w:t>msg_type</w:t>
-      </w:r>
-      <w:proofErr w:type="spellEnd"/>
-      <w:r>
-        <w:t xml:space="preserve"> to „chat”.</w:t>
+        <w:t xml:space="preserve">„player_id” definiuje który gracz wysyła tę wiadomość, gdzie player_id to pewna </w:t>
+      </w:r>
+      <w:r>
+        <w:tab/>
+      </w:r>
+      <w:r>
+        <w:tab/>
+        <w:t>liczba Integer większa lub równa 1.</w:t>
+      </w:r>
+      <w:r>
+        <w:br/>
+      </w:r>
+      <w:r>
+        <w:tab/>
+      </w:r>
+      <w:r>
+        <w:tab/>
+        <w:t xml:space="preserve">„data” zawiera informację na temat wybranego ruchu w „type”. Jest puste jeżeli </w:t>
+      </w:r>
+      <w:r>
+        <w:tab/>
+      </w:r>
+      <w:r>
+        <w:tab/>
+        <w:t>msg_type to „chat”.</w:t>
       </w:r>
       <w:r>
         <w:br/>
@@ -3825,15 +3322,7 @@
       </w:r>
       <w:r>
         <w:tab/>
-        <w:t>pusty jeżeli „</w:t>
-      </w:r>
-      <w:proofErr w:type="spellStart"/>
-      <w:r>
-        <w:t>type</w:t>
-      </w:r>
-      <w:proofErr w:type="spellEnd"/>
-      <w:r>
-        <w:t>” to nie jest „chat”.</w:t>
+        <w:t>pusty jeżeli „type” to nie jest „chat”.</w:t>
       </w:r>
       <w:r>
         <w:br/>
@@ -3857,15 +3346,7 @@
       </w:r>
       <w:r>
         <w:tab/>
-        <w:t xml:space="preserve">wiadomość najpierw kodowana z typu </w:t>
-      </w:r>
-      <w:proofErr w:type="spellStart"/>
-      <w:r>
-        <w:t>json</w:t>
-      </w:r>
-      <w:proofErr w:type="spellEnd"/>
-      <w:r>
-        <w:t xml:space="preserve"> w typ string, a następnie z typu string w</w:t>
+        <w:t>wiadomość najpierw kodowana z typu json w typ string, a następnie z typu string w</w:t>
       </w:r>
       <w:r>
         <w:tab/>
@@ -3885,15 +3366,7 @@
       </w:r>
       <w:r>
         <w:tab/>
-        <w:t xml:space="preserve">ponownie przekształcany w typ </w:t>
-      </w:r>
-      <w:proofErr w:type="spellStart"/>
-      <w:r>
-        <w:t>json</w:t>
-      </w:r>
-      <w:proofErr w:type="spellEnd"/>
-      <w:r>
-        <w:t>.</w:t>
+        <w:t>ponownie przekształcany w typ json.</w:t>
       </w:r>
       <w:r>
         <w:br/>
@@ -3925,42 +3398,19 @@
       </w:r>
       <w:r>
         <w:tab/>
-      </w:r>
-      <w:proofErr w:type="spellStart"/>
-      <w:r>
-        <w:t>Utrzymywalność</w:t>
-      </w:r>
-      <w:proofErr w:type="spellEnd"/>
-      <w:r>
-        <w:t xml:space="preserve">: kod źródłowy jest łatwy do modyfikacji oraz </w:t>
-      </w:r>
-      <w:proofErr w:type="spellStart"/>
-      <w:r>
-        <w:t>oraz</w:t>
-      </w:r>
-      <w:proofErr w:type="spellEnd"/>
-      <w:r>
-        <w:t xml:space="preserve"> rozbudowy </w:t>
-      </w:r>
-      <w:r>
-        <w:tab/>
-      </w:r>
-      <w:r>
-        <w:tab/>
-      </w:r>
-      <w:r>
-        <w:tab/>
-      </w:r>
-      <w:r>
-        <w:t xml:space="preserve">poprzez użycie języka </w:t>
-      </w:r>
-      <w:proofErr w:type="spellStart"/>
-      <w:r>
-        <w:t>Python</w:t>
-      </w:r>
-      <w:proofErr w:type="spellEnd"/>
-      <w:r>
-        <w:t xml:space="preserve"> oraz jego standardowych bibliotek.</w:t>
+        <w:t xml:space="preserve">Utrzymywalność: kod źródłowy jest łatwy do modyfikacji oraz oraz rozbudowy </w:t>
+      </w:r>
+      <w:r>
+        <w:tab/>
+      </w:r>
+      <w:r>
+        <w:tab/>
+      </w:r>
+      <w:r>
+        <w:tab/>
+      </w:r>
+      <w:r>
+        <w:t>poprzez użycie języka Python oraz jego standardowych bibliotek.</w:t>
       </w:r>
     </w:p>
     <w:p/>
@@ -3992,10 +3442,7 @@
         <w:t xml:space="preserve"> </w:t>
       </w:r>
       <w:r>
-        <w:t>–</w:t>
-      </w:r>
-      <w:r>
-        <w:t xml:space="preserve"> interfejs jest zaprojektowany w taki </w:t>
+        <w:t xml:space="preserve">– interfejs jest zaprojektowany w taki </w:t>
       </w:r>
       <w:r>
         <w:tab/>
@@ -4016,21 +3463,352 @@
         <w:t>jednoznacznymi przyciskami.</w:t>
       </w:r>
       <w:r>
-        <w:t xml:space="preserve"> Stworzony za pomocą biblioteki </w:t>
-      </w:r>
-      <w:proofErr w:type="spellStart"/>
-      <w:r>
-        <w:t>Pythona</w:t>
-      </w:r>
-      <w:proofErr w:type="spellEnd"/>
+        <w:t xml:space="preserve"> Stworzony za pomocą biblioteki Pythona tkinter.</w:t>
+      </w:r>
+      <w:r>
+        <w:br/>
+      </w:r>
+      <w:r>
+        <w:tab/>
+      </w:r>
+      <w:r>
+        <w:tab/>
+        <w:t>Spełnia wymaganie REQ-NF-0</w:t>
+      </w:r>
+      <w:r>
+        <w:t>5 oraz REQ-NF-06</w:t>
+      </w:r>
+      <w:r>
+        <w:t>.</w:t>
+      </w:r>
+      <w:r>
+        <w:br/>
+      </w:r>
+      <w:r>
+        <w:tab/>
+      </w:r>
+      <w:r>
+        <w:tab/>
+        <w:t>- Zaprojektowane zgodnie z zasadami</w:t>
+      </w:r>
+      <w:r>
+        <w:t xml:space="preserve"> (Priorytet: S)</w:t>
+      </w:r>
+      <w:r>
+        <w:t xml:space="preserve"> – system jest zaprojektowany </w:t>
+      </w:r>
+      <w:r>
+        <w:tab/>
+      </w:r>
+      <w:r>
+        <w:tab/>
+      </w:r>
+      <w:r>
+        <w:t xml:space="preserve">zgodnie z ogólnie przyjętymi zasadami gry w obie możliwe gry. Ponadto owe zasady </w:t>
+      </w:r>
+      <w:r>
+        <w:tab/>
+      </w:r>
+      <w:r>
+        <w:tab/>
+      </w:r>
+      <w:r>
+        <w:t xml:space="preserve">są wyświetlane </w:t>
+      </w:r>
+      <w:r>
+        <w:tab/>
+        <w:t>poprzez widoczny na interfejsie przycisk.</w:t>
+      </w:r>
+      <w:r>
+        <w:br/>
+      </w:r>
+      <w:r>
+        <w:tab/>
+      </w:r>
+      <w:r>
+        <w:tab/>
+        <w:t>Spełnia wymaganie REQ-NF-07.</w:t>
+      </w:r>
+      <w:r>
+        <w:br/>
+      </w:r>
+      <w:r>
+        <w:tab/>
+        <w:t>Wydajność:</w:t>
+      </w:r>
+      <w:r>
+        <w:br/>
+      </w:r>
+      <w:r>
+        <w:tab/>
+      </w:r>
+      <w:r>
+        <w:tab/>
+      </w:r>
+      <w:r>
+        <w:t>- System bez bugów</w:t>
+      </w:r>
+      <w:r>
+        <w:t xml:space="preserve"> (Priorytet: M)</w:t>
+      </w:r>
+      <w:r>
+        <w:t xml:space="preserve"> – system zaprojektowany w taki sposób, że </w:t>
+      </w:r>
+      <w:r>
+        <w:tab/>
+      </w:r>
+      <w:r>
+        <w:tab/>
+      </w:r>
+      <w:r>
+        <w:tab/>
+      </w:r>
+      <w:r>
+        <w:t xml:space="preserve">wszelkie niedozwolone ruchy są blokowane, dopuszczane jest wykonywanie ruchów </w:t>
+      </w:r>
+      <w:r>
+        <w:tab/>
+      </w:r>
+      <w:r>
+        <w:tab/>
+      </w:r>
+      <w:r>
+        <w:t xml:space="preserve">jedynie </w:t>
+      </w:r>
+      <w:r>
+        <w:tab/>
+        <w:t>zgodnie z zasadami i duchem gry.</w:t>
+      </w:r>
+      <w:r>
+        <w:br/>
+      </w:r>
+      <w:r>
+        <w:tab/>
+      </w:r>
+      <w:r>
+        <w:tab/>
+        <w:t>Spełnia wymaganie REQ-NF-01.</w:t>
+      </w:r>
+      <w:r>
+        <w:tab/>
+      </w:r>
+      <w:r>
+        <w:br/>
+      </w:r>
+      <w:r>
+        <w:tab/>
+      </w:r>
+      <w:r>
+        <w:tab/>
+        <w:t>- Dane w systemie zapisywanie bezpośrednio na dysku</w:t>
+      </w:r>
+      <w:r>
+        <w:t xml:space="preserve"> (Priorytet: C)</w:t>
+      </w:r>
+      <w:r>
+        <w:t xml:space="preserve"> – wszystkie </w:t>
+      </w:r>
+      <w:r>
+        <w:lastRenderedPageBreak/>
+        <w:tab/>
+      </w:r>
+      <w:r>
+        <w:tab/>
+      </w:r>
+      <w:r>
+        <w:t xml:space="preserve">satystyki oraz historia gry (opisane wyżej w zakładce „Raporty”) zapisywane </w:t>
+      </w:r>
+      <w:r>
+        <w:tab/>
+      </w:r>
+      <w:r>
+        <w:tab/>
+      </w:r>
+      <w:r>
+        <w:tab/>
+      </w:r>
+      <w:r>
+        <w:t xml:space="preserve">bezpośrednio na dysku </w:t>
+      </w:r>
+      <w:r>
+        <w:tab/>
+      </w:r>
+      <w:r>
+        <w:t xml:space="preserve">bez możliwości rejestracji oraz logowania. Jedynym sposobem </w:t>
+      </w:r>
+      <w:r>
+        <w:tab/>
+      </w:r>
+      <w:r>
+        <w:tab/>
+      </w:r>
+      <w:r>
+        <w:t>przeniesienia</w:t>
+      </w:r>
       <w:r>
         <w:t xml:space="preserve"> </w:t>
       </w:r>
-      <w:proofErr w:type="spellStart"/>
-      <w:r>
-        <w:t>tkinter</w:t>
-      </w:r>
-      <w:proofErr w:type="spellEnd"/>
+      <w:r>
+        <w:t xml:space="preserve">historii i rekordów na inne urządzenia jest przekopiowanie plików </w:t>
+      </w:r>
+      <w:r>
+        <w:tab/>
+      </w:r>
+      <w:r>
+        <w:tab/>
+      </w:r>
+      <w:r>
+        <w:tab/>
+      </w:r>
+      <w:r>
+        <w:t xml:space="preserve">tekstowych </w:t>
+      </w:r>
+      <w:r>
+        <w:t>z folderu systemu.</w:t>
+      </w:r>
+      <w:r>
+        <w:br/>
+      </w:r>
+      <w:r>
+        <w:tab/>
+      </w:r>
+      <w:r>
+        <w:tab/>
+        <w:t>Spełnia wymaganie REQ-NF-0</w:t>
+      </w:r>
+      <w:r>
+        <w:t>4.</w:t>
+      </w:r>
+      <w:r>
+        <w:br/>
+      </w:r>
+      <w:r>
+        <w:tab/>
+        <w:t>Bezpieczeństwo:</w:t>
+      </w:r>
+      <w:r>
+        <w:br/>
+      </w:r>
+      <w:r>
+        <w:tab/>
+      </w:r>
+      <w:r>
+        <w:tab/>
+        <w:t>- Bezpieczny program</w:t>
+      </w:r>
+      <w:r>
+        <w:t xml:space="preserve"> (Priorytet: M)</w:t>
+      </w:r>
+      <w:r>
+        <w:t xml:space="preserve"> – system nie zawiera żadnych funkcji ani opcji </w:t>
+      </w:r>
+      <w:r>
+        <w:tab/>
+      </w:r>
+      <w:r>
+        <w:tab/>
+      </w:r>
+      <w:r>
+        <w:t>zagrażających w żaden sposób urządzeniu użytkownika.</w:t>
+      </w:r>
+      <w:r>
+        <w:br/>
+      </w:r>
+      <w:r>
+        <w:tab/>
+      </w:r>
+      <w:r>
+        <w:tab/>
+        <w:t>Spełnia wymaganie REQ-NF-02.</w:t>
+      </w:r>
+      <w:r>
+        <w:br/>
+      </w:r>
+      <w:r>
+        <w:tab/>
+      </w:r>
+      <w:r>
+        <w:tab/>
+        <w:t>- Bezpieczny przesył danych na linii host – klient</w:t>
+      </w:r>
+      <w:r>
+        <w:t xml:space="preserve"> (Priorytet: M)</w:t>
+      </w:r>
+      <w:r>
+        <w:t xml:space="preserve"> – przesył danych </w:t>
+      </w:r>
+      <w:r>
+        <w:tab/>
+      </w:r>
+      <w:r>
+        <w:tab/>
+      </w:r>
+      <w:r>
+        <w:tab/>
+      </w:r>
+      <w:r>
+        <w:t xml:space="preserve">przeprowadzany poprzez sposób opisany w „interfejsy komunikacyjne” zapobiega </w:t>
+      </w:r>
+      <w:r>
+        <w:tab/>
+      </w:r>
+      <w:r>
+        <w:tab/>
+      </w:r>
+      <w:r>
+        <w:t xml:space="preserve">niedokładnemu odczytowi danych. Ponadto sposób przesyłania poprzez strukturę </w:t>
+      </w:r>
+      <w:r>
+        <w:tab/>
+      </w:r>
+      <w:r>
+        <w:tab/>
+      </w:r>
+      <w:r>
+        <w:t>danych json uniemożliwia przesłanie wiadomości niepowiązanych z programem i grą.</w:t>
+      </w:r>
+      <w:r>
+        <w:br/>
+      </w:r>
+      <w:r>
+        <w:tab/>
+      </w:r>
+      <w:r>
+        <w:tab/>
+        <w:t>Spełnia wymagania REQ-NF-02 oraz REQ-NF-03.</w:t>
+      </w:r>
+      <w:r>
+        <w:br/>
+      </w:r>
+      <w:r>
+        <w:tab/>
+        <w:t>Zagrożenia:</w:t>
+      </w:r>
+      <w:r>
+        <w:br/>
+      </w:r>
+      <w:r>
+        <w:tab/>
+      </w:r>
+      <w:r>
+        <w:tab/>
+        <w:t xml:space="preserve">- Sieciowe – nagłe zerwanie połączenia może zawiesić logikę gry </w:t>
+      </w:r>
+      <w:r>
+        <w:t>lub</w:t>
+      </w:r>
+      <w:r>
+        <w:t xml:space="preserve"> zabić cał</w:t>
+      </w:r>
+      <w:r>
+        <w:t>ą</w:t>
+      </w:r>
+      <w:r>
+        <w:t xml:space="preserve"> </w:t>
+      </w:r>
+      <w:r>
+        <w:t>sesję</w:t>
+      </w:r>
       <w:r>
         <w:t>.</w:t>
       </w:r>
@@ -4042,430 +3820,7 @@
       </w:r>
       <w:r>
         <w:tab/>
-        <w:t>Spełnia wymaganie REQ-NF-0</w:t>
-      </w:r>
-      <w:r>
-        <w:t>5 oraz REQ-NF-06</w:t>
-      </w:r>
-      <w:r>
-        <w:t>.</w:t>
-      </w:r>
-      <w:r>
-        <w:br/>
-      </w:r>
-      <w:r>
-        <w:tab/>
-      </w:r>
-      <w:r>
-        <w:tab/>
-        <w:t>- Zaprojektowane zgodnie z zasadami</w:t>
-      </w:r>
-      <w:r>
-        <w:t xml:space="preserve"> (Priorytet: S)</w:t>
-      </w:r>
-      <w:r>
-        <w:t xml:space="preserve"> </w:t>
-      </w:r>
-      <w:r>
-        <w:t>–</w:t>
-      </w:r>
-      <w:r>
-        <w:t xml:space="preserve"> system jest zaprojektowany </w:t>
-      </w:r>
-      <w:r>
-        <w:tab/>
-      </w:r>
-      <w:r>
-        <w:tab/>
-      </w:r>
-      <w:r>
-        <w:t xml:space="preserve">zgodnie z ogólnie przyjętymi zasadami gry w obie możliwe gry. Ponadto owe zasady </w:t>
-      </w:r>
-      <w:r>
-        <w:tab/>
-      </w:r>
-      <w:r>
-        <w:tab/>
-      </w:r>
-      <w:r>
-        <w:t xml:space="preserve">są wyświetlane </w:t>
-      </w:r>
-      <w:r>
-        <w:tab/>
-        <w:t>poprzez widoczny na interfejsie przycisk.</w:t>
-      </w:r>
-      <w:r>
-        <w:br/>
-      </w:r>
-      <w:r>
-        <w:tab/>
-      </w:r>
-      <w:r>
-        <w:tab/>
-        <w:t>Spełnia wymaganie REQ-NF-07.</w:t>
-      </w:r>
-      <w:r>
-        <w:br/>
-      </w:r>
-      <w:r>
-        <w:tab/>
-        <w:t>Wydajność:</w:t>
-      </w:r>
-      <w:r>
-        <w:br/>
-      </w:r>
-      <w:r>
-        <w:tab/>
-      </w:r>
-      <w:r>
-        <w:tab/>
-      </w:r>
-      <w:r>
-        <w:t xml:space="preserve">- System bez </w:t>
-      </w:r>
-      <w:proofErr w:type="spellStart"/>
-      <w:r>
-        <w:t>bugów</w:t>
-      </w:r>
-      <w:proofErr w:type="spellEnd"/>
-      <w:r>
-        <w:t xml:space="preserve"> (Priorytet: M)</w:t>
-      </w:r>
-      <w:r>
-        <w:t xml:space="preserve"> </w:t>
-      </w:r>
-      <w:r>
-        <w:t>–</w:t>
-      </w:r>
-      <w:r>
-        <w:t xml:space="preserve"> system zaprojektowany w taki sposób, że </w:t>
-      </w:r>
-      <w:r>
-        <w:tab/>
-      </w:r>
-      <w:r>
-        <w:tab/>
-      </w:r>
-      <w:r>
-        <w:tab/>
-      </w:r>
-      <w:r>
-        <w:t xml:space="preserve">wszelkie niedozwolone ruchy są blokowane, dopuszczane jest wykonywanie ruchów </w:t>
-      </w:r>
-      <w:r>
-        <w:tab/>
-      </w:r>
-      <w:r>
-        <w:tab/>
-      </w:r>
-      <w:r>
-        <w:t xml:space="preserve">jedynie </w:t>
-      </w:r>
-      <w:r>
-        <w:tab/>
-        <w:t>zgodnie z zasadami i duchem gry.</w:t>
-      </w:r>
-      <w:r>
-        <w:br/>
-      </w:r>
-      <w:r>
-        <w:tab/>
-      </w:r>
-      <w:r>
-        <w:tab/>
-        <w:t>Spełnia wymaganie REQ-NF-01.</w:t>
-      </w:r>
-      <w:r>
-        <w:tab/>
-      </w:r>
-      <w:r>
-        <w:br/>
-      </w:r>
-      <w:r>
-        <w:tab/>
-      </w:r>
-      <w:r>
-        <w:tab/>
-        <w:t>- Dane w systemie zapisywanie bezpośrednio na dysku</w:t>
-      </w:r>
-      <w:r>
-        <w:t xml:space="preserve"> (Priorytet: C)</w:t>
-      </w:r>
-      <w:r>
-        <w:t xml:space="preserve"> </w:t>
-      </w:r>
-      <w:r>
-        <w:t>–</w:t>
-      </w:r>
-      <w:r>
-        <w:t xml:space="preserve"> wszystkie </w:t>
-      </w:r>
-      <w:r>
-        <w:lastRenderedPageBreak/>
-        <w:tab/>
-      </w:r>
-      <w:r>
-        <w:tab/>
-      </w:r>
-      <w:proofErr w:type="spellStart"/>
-      <w:r>
-        <w:t>satystyki</w:t>
-      </w:r>
-      <w:proofErr w:type="spellEnd"/>
-      <w:r>
-        <w:t xml:space="preserve"> oraz historia gry (opisane wyżej w zakładce „Raporty”) zapisywane </w:t>
-      </w:r>
-      <w:r>
-        <w:tab/>
-      </w:r>
-      <w:r>
-        <w:tab/>
-      </w:r>
-      <w:r>
-        <w:tab/>
-      </w:r>
-      <w:r>
-        <w:t xml:space="preserve">bezpośrednio na dysku </w:t>
-      </w:r>
-      <w:r>
-        <w:tab/>
-      </w:r>
-      <w:r>
-        <w:t xml:space="preserve">bez możliwości rejestracji oraz logowania. Jedynym sposobem </w:t>
-      </w:r>
-      <w:r>
-        <w:tab/>
-      </w:r>
-      <w:r>
-        <w:tab/>
-      </w:r>
-      <w:r>
-        <w:t>przeniesienia</w:t>
-      </w:r>
-      <w:r>
-        <w:t xml:space="preserve"> </w:t>
-      </w:r>
-      <w:r>
-        <w:t xml:space="preserve">historii i rekordów na inne urządzenia jest przekopiowanie plików </w:t>
-      </w:r>
-      <w:r>
-        <w:tab/>
-      </w:r>
-      <w:r>
-        <w:tab/>
-      </w:r>
-      <w:r>
-        <w:tab/>
-      </w:r>
-      <w:r>
-        <w:t xml:space="preserve">tekstowych </w:t>
-      </w:r>
-      <w:r>
-        <w:t>z folderu systemu.</w:t>
-      </w:r>
-      <w:r>
-        <w:br/>
-      </w:r>
-      <w:r>
-        <w:tab/>
-      </w:r>
-      <w:r>
-        <w:tab/>
-        <w:t>Spełnia wymaganie REQ-NF-0</w:t>
-      </w:r>
-      <w:r>
-        <w:t>4.</w:t>
-      </w:r>
-      <w:r>
-        <w:br/>
-      </w:r>
-      <w:r>
-        <w:tab/>
-        <w:t>Bezpieczeństwo:</w:t>
-      </w:r>
-      <w:r>
-        <w:br/>
-      </w:r>
-      <w:r>
-        <w:tab/>
-      </w:r>
-      <w:r>
-        <w:tab/>
-        <w:t>- Bezpieczny program</w:t>
-      </w:r>
-      <w:r>
-        <w:t xml:space="preserve"> (Priorytet: M)</w:t>
-      </w:r>
-      <w:r>
-        <w:t xml:space="preserve"> </w:t>
-      </w:r>
-      <w:r>
-        <w:t>–</w:t>
-      </w:r>
-      <w:r>
-        <w:t xml:space="preserve"> system nie zawiera żadnych funkcji ani opcji </w:t>
-      </w:r>
-      <w:r>
-        <w:tab/>
-      </w:r>
-      <w:r>
-        <w:tab/>
-      </w:r>
-      <w:r>
-        <w:t>zagrażających w żaden sposób urządzeniu użytkownika.</w:t>
-      </w:r>
-      <w:r>
-        <w:br/>
-      </w:r>
-      <w:r>
-        <w:tab/>
-      </w:r>
-      <w:r>
-        <w:tab/>
-        <w:t>Spełnia wymaganie REQ-NF-02.</w:t>
-      </w:r>
-      <w:r>
-        <w:br/>
-      </w:r>
-      <w:r>
-        <w:tab/>
-      </w:r>
-      <w:r>
-        <w:tab/>
-        <w:t xml:space="preserve">- Bezpieczny </w:t>
-      </w:r>
-      <w:proofErr w:type="spellStart"/>
-      <w:r>
-        <w:t>przesył</w:t>
-      </w:r>
-      <w:proofErr w:type="spellEnd"/>
-      <w:r>
-        <w:t xml:space="preserve"> danych na linii host – klient</w:t>
-      </w:r>
-      <w:r>
-        <w:t xml:space="preserve"> (Priorytet: M)</w:t>
-      </w:r>
-      <w:r>
-        <w:t xml:space="preserve"> </w:t>
-      </w:r>
-      <w:r>
-        <w:t>–</w:t>
-      </w:r>
-      <w:r>
-        <w:t xml:space="preserve"> </w:t>
-      </w:r>
-      <w:proofErr w:type="spellStart"/>
-      <w:r>
-        <w:t>przesył</w:t>
-      </w:r>
-      <w:proofErr w:type="spellEnd"/>
-      <w:r>
-        <w:t xml:space="preserve"> danych </w:t>
-      </w:r>
-      <w:r>
-        <w:tab/>
-      </w:r>
-      <w:r>
-        <w:tab/>
-      </w:r>
-      <w:r>
-        <w:tab/>
-      </w:r>
-      <w:r>
-        <w:t xml:space="preserve">przeprowadzany poprzez sposób opisany w „interfejsy komunikacyjne” zapobiega </w:t>
-      </w:r>
-      <w:r>
-        <w:tab/>
-      </w:r>
-      <w:r>
-        <w:tab/>
-      </w:r>
-      <w:r>
-        <w:t xml:space="preserve">niedokładnemu odczytowi danych. Ponadto sposób przesyłania poprzez strukturę </w:t>
-      </w:r>
-      <w:r>
-        <w:tab/>
-      </w:r>
-      <w:r>
-        <w:tab/>
-      </w:r>
-      <w:r>
-        <w:t xml:space="preserve">danych </w:t>
-      </w:r>
-      <w:proofErr w:type="spellStart"/>
-      <w:r>
-        <w:t>json</w:t>
-      </w:r>
-      <w:proofErr w:type="spellEnd"/>
-      <w:r>
-        <w:t xml:space="preserve"> uniemożliwia przesłanie wiadomości niepowiązanych z programem i grą.</w:t>
-      </w:r>
-      <w:r>
-        <w:br/>
-      </w:r>
-      <w:r>
-        <w:tab/>
-      </w:r>
-      <w:r>
-        <w:tab/>
-        <w:t>Spełnia wymagania REQ-NF-02 oraz REQ-NF-03.</w:t>
-      </w:r>
-      <w:r>
-        <w:br/>
-      </w:r>
-      <w:r>
-        <w:tab/>
-        <w:t>Zagrożenia:</w:t>
-      </w:r>
-      <w:r>
-        <w:br/>
-      </w:r>
-      <w:r>
-        <w:tab/>
-      </w:r>
-      <w:r>
-        <w:tab/>
-        <w:t xml:space="preserve">- Sieciowe </w:t>
-      </w:r>
-      <w:r>
-        <w:t>–</w:t>
-      </w:r>
-      <w:r>
-        <w:t xml:space="preserve"> nagłe zerwanie połączenia może zawiesić logikę gry </w:t>
-      </w:r>
-      <w:r>
-        <w:t>lub</w:t>
-      </w:r>
-      <w:r>
-        <w:t xml:space="preserve"> zabić cał</w:t>
-      </w:r>
-      <w:r>
-        <w:t>ą</w:t>
-      </w:r>
-      <w:r>
-        <w:t xml:space="preserve"> </w:t>
-      </w:r>
-      <w:r>
-        <w:t>sesję</w:t>
-      </w:r>
-      <w:r>
-        <w:t>.</w:t>
-      </w:r>
-      <w:r>
-        <w:br/>
-      </w:r>
-      <w:r>
-        <w:tab/>
-      </w:r>
-      <w:r>
-        <w:tab/>
-        <w:t xml:space="preserve">- Spójność danych </w:t>
-      </w:r>
-      <w:r>
-        <w:t>–</w:t>
-      </w:r>
-      <w:r>
-        <w:t xml:space="preserve"> zerwanie połączenia lub zabicie procesu przed zakończeniem gry </w:t>
+        <w:t xml:space="preserve">- Spójność danych – zerwanie połączenia lub zabicie procesu przed zakończeniem gry </w:t>
       </w:r>
       <w:r>
         <w:tab/>
@@ -4505,13 +3860,7 @@
       </w:r>
       <w:r>
         <w:tab/>
-        <w:t xml:space="preserve">- Wydajność </w:t>
-      </w:r>
-      <w:r>
-        <w:t>–</w:t>
-      </w:r>
-      <w:r>
-        <w:t xml:space="preserve"> uruchomienie bota na podstawie algorytmu Monte Carlo o dużej </w:t>
+        <w:t xml:space="preserve">- Wydajność – uruchomienie bota na podstawie algorytmu Monte Carlo o dużej </w:t>
       </w:r>
       <w:r>
         <w:tab/>
@@ -4539,13 +3888,7 @@
       </w:r>
       <w:r>
         <w:tab/>
-        <w:t xml:space="preserve">- Brak szyfrowania </w:t>
-      </w:r>
-      <w:r>
-        <w:t>–</w:t>
-      </w:r>
-      <w:r>
-        <w:t xml:space="preserve"> nieszyfrowane dane mogą zostać przechwycone poprzez różne </w:t>
+        <w:t xml:space="preserve">- Brak szyfrowania – nieszyfrowane dane mogą zostać przechwycone poprzez różne </w:t>
       </w:r>
       <w:r>
         <w:tab/>
@@ -4705,25 +4048,7 @@
       </w:r>
       <w:r>
         <w:tab/>
-      </w:r>
-      <w:r>
-        <w:t>- LAN (</w:t>
-      </w:r>
-      <w:proofErr w:type="spellStart"/>
-      <w:r>
-        <w:t>Local</w:t>
-      </w:r>
-      <w:proofErr w:type="spellEnd"/>
-      <w:r>
-        <w:t xml:space="preserve"> </w:t>
-      </w:r>
-      <w:proofErr w:type="spellStart"/>
-      <w:r>
-        <w:t>Area</w:t>
-      </w:r>
-      <w:proofErr w:type="spellEnd"/>
-      <w:r>
-        <w:t xml:space="preserve"> Network) – sieć lokalna, w której odbywa się gra.</w:t>
+        <w:t>- LAN (Local Area Network) – sieć lokalna, w której odbywa się gra.</w:t>
       </w:r>
       <w:r>
         <w:br/>
@@ -4745,163 +4070,56 @@
       </w:r>
       <w:r>
         <w:tab/>
-        <w:t>- Monte Carlo – algorytm służący do budowania botów grających w pokera i makao.</w:t>
-      </w:r>
-      <w:r>
-        <w:br/>
-      </w:r>
-      <w:r>
-        <w:tab/>
-      </w:r>
-      <w:r>
-        <w:t xml:space="preserve">- </w:t>
-      </w:r>
-      <w:proofErr w:type="spellStart"/>
-      <w:r>
-        <w:t>Python</w:t>
-      </w:r>
-      <w:proofErr w:type="spellEnd"/>
-      <w:r>
-        <w:t xml:space="preserve"> – język programowania użyty do zaimplementowania oprogramowania.</w:t>
-      </w:r>
-      <w:r>
-        <w:br/>
-      </w:r>
-      <w:r>
-        <w:tab/>
-        <w:t xml:space="preserve">- </w:t>
-      </w:r>
-      <w:proofErr w:type="spellStart"/>
-      <w:r>
-        <w:t>Socket</w:t>
-      </w:r>
-      <w:proofErr w:type="spellEnd"/>
-      <w:r>
-        <w:t xml:space="preserve"> – biblioteka w </w:t>
-      </w:r>
-      <w:proofErr w:type="spellStart"/>
-      <w:r>
-        <w:t>Pythonie</w:t>
-      </w:r>
-      <w:proofErr w:type="spellEnd"/>
-      <w:r>
-        <w:t xml:space="preserve"> służąca do obsługi połączenia LAN.</w:t>
-      </w:r>
-      <w:r>
-        <w:br/>
-      </w:r>
-      <w:r>
-        <w:tab/>
-        <w:t xml:space="preserve">- </w:t>
-      </w:r>
-      <w:proofErr w:type="spellStart"/>
-      <w:r>
-        <w:t>Threading</w:t>
-      </w:r>
-      <w:proofErr w:type="spellEnd"/>
-      <w:r>
-        <w:t xml:space="preserve"> – biblioteka w </w:t>
-      </w:r>
-      <w:proofErr w:type="spellStart"/>
-      <w:r>
-        <w:t>Pythonie</w:t>
-      </w:r>
-      <w:proofErr w:type="spellEnd"/>
-      <w:r>
-        <w:t xml:space="preserve"> służąca do obsługi wielowątkowości (w tym</w:t>
-      </w:r>
-      <w:r>
-        <w:tab/>
-      </w:r>
-      <w:r>
-        <w:tab/>
-        <w:t xml:space="preserve">przypadku do obsługi </w:t>
-      </w:r>
-      <w:proofErr w:type="spellStart"/>
-      <w:r>
-        <w:t>Clientów</w:t>
-      </w:r>
-      <w:proofErr w:type="spellEnd"/>
-      <w:r>
-        <w:t>).</w:t>
-      </w:r>
-      <w:r>
-        <w:br/>
-      </w:r>
-      <w:r>
-        <w:tab/>
-        <w:t xml:space="preserve">- </w:t>
-      </w:r>
-      <w:proofErr w:type="spellStart"/>
-      <w:r>
-        <w:t>Tkinter</w:t>
-      </w:r>
-      <w:proofErr w:type="spellEnd"/>
-      <w:r>
-        <w:t xml:space="preserve"> – biblioteka w </w:t>
-      </w:r>
-      <w:proofErr w:type="spellStart"/>
-      <w:r>
-        <w:t>Pythonie</w:t>
-      </w:r>
-      <w:proofErr w:type="spellEnd"/>
-      <w:r>
-        <w:t xml:space="preserve"> służąca do stworzenia GUI (</w:t>
-      </w:r>
-      <w:proofErr w:type="spellStart"/>
-      <w:r>
-        <w:t>graphical</w:t>
-      </w:r>
-      <w:proofErr w:type="spellEnd"/>
-      <w:r>
-        <w:t xml:space="preserve"> </w:t>
-      </w:r>
-      <w:proofErr w:type="spellStart"/>
-      <w:r>
-        <w:t>user</w:t>
-      </w:r>
-      <w:proofErr w:type="spellEnd"/>
-      <w:r>
-        <w:t xml:space="preserve"> </w:t>
-      </w:r>
-      <w:proofErr w:type="spellStart"/>
-      <w:r>
-        <w:t>interface</w:t>
-      </w:r>
-      <w:proofErr w:type="spellEnd"/>
-      <w:r>
-        <w:t>).</w:t>
-      </w:r>
-      <w:r>
-        <w:br/>
-      </w:r>
-      <w:r>
-        <w:tab/>
-        <w:t xml:space="preserve">- </w:t>
-      </w:r>
-      <w:proofErr w:type="spellStart"/>
-      <w:r>
-        <w:t>Json</w:t>
-      </w:r>
-      <w:proofErr w:type="spellEnd"/>
-      <w:r>
-        <w:t xml:space="preserve"> – biblioteka w </w:t>
-      </w:r>
-      <w:proofErr w:type="spellStart"/>
-      <w:r>
-        <w:t>Pythonie</w:t>
-      </w:r>
-      <w:proofErr w:type="spellEnd"/>
-      <w:r>
-        <w:t xml:space="preserve"> służąca do tworzenia wiadomości typu </w:t>
-      </w:r>
-      <w:proofErr w:type="spellStart"/>
-      <w:r>
-        <w:t>json</w:t>
-      </w:r>
-      <w:proofErr w:type="spellEnd"/>
-      <w:r>
-        <w:t>.</w:t>
+        <w:t>- Monte Carlo – algorytm służący do budowania botów grających w pokera.</w:t>
+      </w:r>
+      <w:r>
+        <w:br/>
+      </w:r>
+      <w:r>
+        <w:tab/>
+        <w:t>- Heurystyka – algorytm służący do budowania botów grających w makao.</w:t>
+      </w:r>
+      <w:r>
+        <w:br/>
+      </w:r>
+      <w:r>
+        <w:tab/>
+        <w:t>- Python – język programowania użyty do zaimplementowania oprogramowania.</w:t>
+      </w:r>
+      <w:r>
+        <w:br/>
+      </w:r>
+      <w:r>
+        <w:tab/>
+        <w:t>- Socket – biblioteka w Pythonie służąca do obsługi połączenia LAN.</w:t>
+      </w:r>
+      <w:r>
+        <w:br/>
+      </w:r>
+      <w:r>
+        <w:tab/>
+        <w:t>- Threading – biblioteka w Pythonie służąca do obsługi wielowątkowości (w tym</w:t>
+      </w:r>
+      <w:r>
+        <w:tab/>
+      </w:r>
+      <w:r>
+        <w:tab/>
+        <w:t>przypadku do obsługi Clientów).</w:t>
+      </w:r>
+      <w:r>
+        <w:br/>
+      </w:r>
+      <w:r>
+        <w:tab/>
+        <w:t>- Tkinter – biblioteka w Pythonie służąca do stworzenia GUI (graphical user interface).</w:t>
+      </w:r>
+      <w:r>
+        <w:br/>
+      </w:r>
+      <w:r>
+        <w:tab/>
+        <w:t>- Json – biblioteka w Pythonie służąca do tworzenia wiadomości typu json.</w:t>
       </w:r>
       <w:r>
         <w:br/>
@@ -4995,21 +4213,8 @@
         <w:footnoteRef/>
       </w:r>
       <w:r>
-        <w:t xml:space="preserve"> [Aktualna lokalizacja]/</w:t>
-      </w:r>
-      <w:proofErr w:type="spellStart"/>
-      <w:r>
-        <w:t>Przypadki_Uzycia.mdj</w:t>
-      </w:r>
-      <w:proofErr w:type="spellEnd"/>
-      <w:r>
-        <w:t xml:space="preserve"> albo [Aktualna lokalizacja]/</w:t>
-      </w:r>
-      <w:proofErr w:type="spellStart"/>
-      <w:r>
-        <w:t>Przypadki_Uzycia.svg</w:t>
-      </w:r>
-      <w:proofErr w:type="spellEnd"/>
+        <w:t xml:space="preserve"> [Aktualna lokalizacja]/Przypadki_Uzycia.mdj albo [Aktualna lokalizacja]/Przypadki_Uzycia.svg</w:t>
+      </w:r>
     </w:p>
   </w:footnote>
   <w:footnote w:id="3">

--- a/docs/01_wymagania/SRS.docx
+++ b/docs/01_wymagania/SRS.docx
@@ -59,7 +59,23 @@
         <w:tab/>
       </w:r>
       <w:r>
-        <w:t xml:space="preserve">a) M (Must have) – najważniejsze funkcjonalności, bez których </w:t>
+        <w:t>a) M (</w:t>
+      </w:r>
+      <w:proofErr w:type="spellStart"/>
+      <w:r>
+        <w:t>Must</w:t>
+      </w:r>
+      <w:proofErr w:type="spellEnd"/>
+      <w:r>
+        <w:t xml:space="preserve"> </w:t>
+      </w:r>
+      <w:proofErr w:type="spellStart"/>
+      <w:r>
+        <w:t>have</w:t>
+      </w:r>
+      <w:proofErr w:type="spellEnd"/>
+      <w:r>
+        <w:t xml:space="preserve">) – najważniejsze funkcjonalności, bez których </w:t>
       </w:r>
       <w:r>
         <w:tab/>
@@ -92,7 +108,23 @@
         <w:tab/>
       </w:r>
       <w:r>
-        <w:t xml:space="preserve">b) S (Should have) – ważne funkcjonalności, które dają ważne elementy w </w:t>
+        <w:t>b) S (</w:t>
+      </w:r>
+      <w:proofErr w:type="spellStart"/>
+      <w:r>
+        <w:t>Should</w:t>
+      </w:r>
+      <w:proofErr w:type="spellEnd"/>
+      <w:r>
+        <w:t xml:space="preserve"> </w:t>
+      </w:r>
+      <w:proofErr w:type="spellStart"/>
+      <w:r>
+        <w:t>have</w:t>
+      </w:r>
+      <w:proofErr w:type="spellEnd"/>
+      <w:r>
+        <w:t xml:space="preserve">) – ważne funkcjonalności, które dają ważne elementy w </w:t>
       </w:r>
       <w:r>
         <w:tab/>
@@ -113,7 +145,23 @@
         <w:tab/>
       </w:r>
       <w:r>
-        <w:t xml:space="preserve">c) C (Could have) – funkcjonalności opcjonalne, bez których oprogramowanie </w:t>
+        <w:t>c) C (</w:t>
+      </w:r>
+      <w:proofErr w:type="spellStart"/>
+      <w:r>
+        <w:t>Could</w:t>
+      </w:r>
+      <w:proofErr w:type="spellEnd"/>
+      <w:r>
+        <w:t xml:space="preserve"> </w:t>
+      </w:r>
+      <w:proofErr w:type="spellStart"/>
+      <w:r>
+        <w:t>have</w:t>
+      </w:r>
+      <w:proofErr w:type="spellEnd"/>
+      <w:r>
+        <w:t xml:space="preserve">) – funkcjonalności opcjonalne, bez których oprogramowanie </w:t>
       </w:r>
       <w:r>
         <w:tab/>
@@ -252,7 +300,15 @@
       </w:r>
       <w:r>
         <w:tab/>
-        <w:t>a) Wybór gry w pokera (Texas Holdem)</w:t>
+        <w:t xml:space="preserve">a) Wybór gry w pokera (Texas </w:t>
+      </w:r>
+      <w:proofErr w:type="spellStart"/>
+      <w:r>
+        <w:t>Holdem</w:t>
+      </w:r>
+      <w:proofErr w:type="spellEnd"/>
+      <w:r>
+        <w:t>)</w:t>
       </w:r>
       <w:r>
         <w:br/>
@@ -427,7 +483,15 @@
         <w:tab/>
       </w:r>
       <w:r>
-        <w:t>- PDD (Product Definition Document) – dokument zawierający wizję produktu, analizę</w:t>
+        <w:t xml:space="preserve">- PDD (Product Definition </w:t>
+      </w:r>
+      <w:proofErr w:type="spellStart"/>
+      <w:r>
+        <w:t>Document</w:t>
+      </w:r>
+      <w:proofErr w:type="spellEnd"/>
+      <w:r>
+        <w:t>) – dokument zawierający wizję produktu, analizę</w:t>
       </w:r>
       <w:r>
         <w:tab/>
@@ -441,12 +505,6 @@
         <w:t>- Diagram przypadków użycia</w:t>
       </w:r>
       <w:r>
-        <w:rPr>
-          <w:rStyle w:val="Odwoanieprzypisudolnego"/>
-        </w:rPr>
-        <w:footnoteReference w:id="2"/>
-      </w:r>
-      <w:r>
         <w:t>.</w:t>
       </w:r>
       <w:r>
@@ -459,13 +517,10 @@
         <w:t>- Plan projektu</w:t>
       </w:r>
       <w:r>
-        <w:rPr>
-          <w:rStyle w:val="Odwoanieprzypisudolnego"/>
-        </w:rPr>
-        <w:footnoteReference w:id="3"/>
-      </w:r>
-      <w:r>
-        <w:t xml:space="preserve"> – dokument zawierający plan projektu, zadania oraz ich harmonogram </w:t>
+        <w:t xml:space="preserve"> </w:t>
+      </w:r>
+      <w:r>
+        <w:t xml:space="preserve">– dokument zawierający plan projektu, zadania oraz ich harmonogram </w:t>
       </w:r>
       <w:r>
         <w:tab/>
@@ -538,7 +593,15 @@
         <w:t xml:space="preserve">. </w:t>
       </w:r>
       <w:r>
-        <w:t xml:space="preserve">System jest ściśle powiązany z językiem programowania Pythonem i </w:t>
+        <w:t xml:space="preserve">System jest ściśle powiązany z językiem programowania </w:t>
+      </w:r>
+      <w:proofErr w:type="spellStart"/>
+      <w:r>
+        <w:t>Pythonem</w:t>
+      </w:r>
+      <w:proofErr w:type="spellEnd"/>
+      <w:r>
+        <w:t xml:space="preserve"> i </w:t>
       </w:r>
       <w:r>
         <w:tab/>
@@ -550,13 +613,34 @@
         <w:t xml:space="preserve"> </w:t>
       </w:r>
       <w:r>
-        <w:t>nim bibliotekach: tkinter, socket oraz</w:t>
+        <w:t xml:space="preserve">nim bibliotekach: </w:t>
+      </w:r>
+      <w:proofErr w:type="spellStart"/>
+      <w:r>
+        <w:t>tkinter</w:t>
+      </w:r>
+      <w:proofErr w:type="spellEnd"/>
+      <w:r>
+        <w:t xml:space="preserve">, </w:t>
+      </w:r>
+      <w:proofErr w:type="spellStart"/>
+      <w:r>
+        <w:t>socket</w:t>
+      </w:r>
+      <w:proofErr w:type="spellEnd"/>
+      <w:r>
+        <w:t xml:space="preserve"> oraz</w:t>
       </w:r>
       <w:r>
         <w:t xml:space="preserve"> </w:t>
       </w:r>
-      <w:r>
-        <w:t>threading.</w:t>
+      <w:proofErr w:type="spellStart"/>
+      <w:r>
+        <w:t>threading</w:t>
+      </w:r>
+      <w:proofErr w:type="spellEnd"/>
+      <w:r>
+        <w:t>.</w:t>
       </w:r>
       <w:r>
         <w:t xml:space="preserve"> Dane na temat</w:t>
@@ -620,7 +704,15 @@
       </w:r>
       <w:r>
         <w:tab/>
-        <w:t xml:space="preserve">system Hubu. Zna zasady gry, potrafi założyć nową grę, wybrać grę spośród </w:t>
+        <w:t xml:space="preserve">system </w:t>
+      </w:r>
+      <w:proofErr w:type="spellStart"/>
+      <w:r>
+        <w:t>Hubu</w:t>
+      </w:r>
+      <w:proofErr w:type="spellEnd"/>
+      <w:r>
+        <w:t xml:space="preserve">. Zna zasady gry, potrafi założyć nową grę, wybrać grę spośród </w:t>
       </w:r>
       <w:r>
         <w:tab/>
@@ -650,7 +742,15 @@
         <w:t>o</w:t>
       </w:r>
       <w:r>
-        <w:t>soba, która zaznajomiona z systemem Hubu potrafi dołączyć do</w:t>
+        <w:t xml:space="preserve">soba, która zaznajomiona z systemem </w:t>
+      </w:r>
+      <w:proofErr w:type="spellStart"/>
+      <w:r>
+        <w:t>Hubu</w:t>
+      </w:r>
+      <w:proofErr w:type="spellEnd"/>
+      <w:r>
+        <w:t xml:space="preserve"> potrafi dołączyć do</w:t>
       </w:r>
       <w:r>
         <w:tab/>
@@ -716,7 +816,15 @@
       </w:r>
       <w:r>
         <w:tab/>
-        <w:t>Windows, Linux oraz macOS.</w:t>
+        <w:t xml:space="preserve">Windows, Linux oraz </w:t>
+      </w:r>
+      <w:proofErr w:type="spellStart"/>
+      <w:r>
+        <w:t>macOS</w:t>
+      </w:r>
+      <w:proofErr w:type="spellEnd"/>
+      <w:r>
+        <w:t>.</w:t>
       </w:r>
       <w:r>
         <w:br/>
@@ -730,7 +838,15 @@
       </w:r>
       <w:r>
         <w:tab/>
-        <w:t>komputerach pobranego interpretera języka Python.</w:t>
+        <w:t xml:space="preserve">komputerach pobranego interpretera języka </w:t>
+      </w:r>
+      <w:proofErr w:type="spellStart"/>
+      <w:r>
+        <w:t>Python</w:t>
+      </w:r>
+      <w:proofErr w:type="spellEnd"/>
+      <w:r>
+        <w:t>.</w:t>
       </w:r>
       <w:r>
         <w:tab/>
@@ -766,8 +882,13 @@
       </w:r>
       <w:r>
         <w:tab/>
-        <w:t>przez bibliotekę tkniter</w:t>
-      </w:r>
+        <w:t xml:space="preserve">przez bibliotekę </w:t>
+      </w:r>
+      <w:proofErr w:type="spellStart"/>
+      <w:r>
+        <w:t>tkniter</w:t>
+      </w:r>
+      <w:proofErr w:type="spellEnd"/>
       <w:r>
         <w:t>.</w:t>
       </w:r>
@@ -790,57 +911,85 @@
         <w:br/>
       </w:r>
       <w:r>
+        <w:tab/>
+      </w:r>
+      <w:r>
+        <w:tab/>
+        <w:t xml:space="preserve">- </w:t>
+      </w:r>
+      <w:proofErr w:type="spellStart"/>
+      <w:r>
+        <w:t>Python</w:t>
+      </w:r>
+      <w:proofErr w:type="spellEnd"/>
+      <w:r>
+        <w:t xml:space="preserve"> – w implementacji projektu używany jest jedynie język</w:t>
+      </w:r>
+      <w:r>
+        <w:tab/>
+      </w:r>
+      <w:r>
+        <w:tab/>
+      </w:r>
+      <w:r>
+        <w:tab/>
+      </w:r>
+      <w:r>
+        <w:tab/>
+        <w:t xml:space="preserve"> </w:t>
+      </w:r>
+      <w:r>
+        <w:t xml:space="preserve">programowania </w:t>
+      </w:r>
+      <w:proofErr w:type="spellStart"/>
+      <w:r>
+        <w:t>Python</w:t>
+      </w:r>
+      <w:proofErr w:type="spellEnd"/>
+      <w:r>
+        <w:t xml:space="preserve"> wraz z jego wszystkimi ograniczeniami i zaletami.</w:t>
+      </w:r>
+      <w:r>
+        <w:br/>
+      </w:r>
+      <w:r>
+        <w:tab/>
+      </w:r>
+      <w:r>
+        <w:tab/>
+        <w:t>- Sieć – do implementacji możliwości gry wieloosobowej użyta jest biblioteka</w:t>
+      </w:r>
+      <w:r>
         <w:lastRenderedPageBreak/>
         <w:tab/>
       </w:r>
       <w:r>
         <w:tab/>
-        <w:t>- Python – w implementacji projektu używany jest jedynie język</w:t>
-      </w:r>
-      <w:r>
-        <w:tab/>
-      </w:r>
-      <w:r>
-        <w:tab/>
-      </w:r>
-      <w:r>
-        <w:tab/>
-      </w:r>
-      <w:r>
-        <w:tab/>
+      </w:r>
+      <w:r>
         <w:t xml:space="preserve"> </w:t>
       </w:r>
-      <w:r>
-        <w:t>programowania Python wraz z jego wszystkimi ograniczeniami i zaletami.</w:t>
-      </w:r>
-      <w:r>
-        <w:br/>
-      </w:r>
-      <w:r>
-        <w:tab/>
-      </w:r>
-      <w:r>
-        <w:tab/>
-        <w:t>- Sieć – do implementacji możliwości gry wieloosobowej użyta jest biblioteka</w:t>
-      </w:r>
-      <w:r>
-        <w:tab/>
-      </w:r>
-      <w:r>
-        <w:tab/>
-      </w:r>
-      <w:r>
-        <w:t xml:space="preserve"> Socket</w:t>
-      </w:r>
+      <w:proofErr w:type="spellStart"/>
+      <w:r>
+        <w:t>Socket</w:t>
+      </w:r>
+      <w:proofErr w:type="spellEnd"/>
       <w:r>
         <w:t xml:space="preserve">, </w:t>
       </w:r>
+      <w:proofErr w:type="spellStart"/>
       <w:r>
         <w:t>Threading</w:t>
       </w:r>
-      <w:r>
-        <w:t xml:space="preserve"> oraz Json</w:t>
-      </w:r>
+      <w:proofErr w:type="spellEnd"/>
+      <w:r>
+        <w:t xml:space="preserve"> oraz </w:t>
+      </w:r>
+      <w:proofErr w:type="spellStart"/>
+      <w:r>
+        <w:t>Json</w:t>
+      </w:r>
+      <w:proofErr w:type="spellEnd"/>
       <w:r>
         <w:t>.</w:t>
       </w:r>
@@ -864,8 +1013,13 @@
         <w:tab/>
         <w:t xml:space="preserve"> </w:t>
       </w:r>
-      <w:r>
-        <w:t>tkinter.</w:t>
+      <w:proofErr w:type="spellStart"/>
+      <w:r>
+        <w:t>tkinter</w:t>
+      </w:r>
+      <w:proofErr w:type="spellEnd"/>
+      <w:r>
+        <w:t>.</w:t>
       </w:r>
       <w:r>
         <w:br/>
@@ -945,25 +1099,23 @@
         <w:t>- Boty – boty zbudowane na podstawie Monte Carlo</w:t>
       </w:r>
       <w:r>
-        <w:t xml:space="preserve"> oraz heurystyki</w:t>
-      </w:r>
-      <w:r>
-        <w:t xml:space="preserve"> będą </w:t>
-      </w:r>
-      <w:r>
-        <w:tab/>
-      </w:r>
-      <w:r>
-        <w:tab/>
-      </w:r>
-      <w:r>
-        <w:t>musiały mieć</w:t>
-      </w:r>
-      <w:r>
         <w:t xml:space="preserve"> </w:t>
       </w:r>
       <w:r>
-        <w:t>pewne limity</w:t>
+        <w:t>będą musiały mieć</w:t>
+      </w:r>
+      <w:r>
+        <w:t xml:space="preserve"> </w:t>
+      </w:r>
+      <w:r>
+        <w:tab/>
+      </w:r>
+      <w:r>
+        <w:tab/>
+        <w:t>p</w:t>
+      </w:r>
+      <w:r>
+        <w:t>ewne limity</w:t>
       </w:r>
       <w:r>
         <w:t xml:space="preserve"> </w:t>
@@ -1086,7 +1238,15 @@
         <w:tab/>
       </w:r>
       <w:r>
-        <w:t>- Urządzenie użytkownika ma pobranego interpretera Pythona – założenie, że</w:t>
+        <w:t xml:space="preserve">- Urządzenie użytkownika ma pobranego interpretera </w:t>
+      </w:r>
+      <w:proofErr w:type="spellStart"/>
+      <w:r>
+        <w:t>Pythona</w:t>
+      </w:r>
+      <w:proofErr w:type="spellEnd"/>
+      <w:r>
+        <w:t xml:space="preserve"> – założenie, że</w:t>
       </w:r>
       <w:r>
         <w:tab/>
@@ -1097,7 +1257,15 @@
       </w:r>
       <w:r>
         <w:tab/>
-        <w:t>języka programowania Pythona.</w:t>
+        <w:t xml:space="preserve">języka programowania </w:t>
+      </w:r>
+      <w:proofErr w:type="spellStart"/>
+      <w:r>
+        <w:t>Pythona</w:t>
+      </w:r>
+      <w:proofErr w:type="spellEnd"/>
+      <w:r>
+        <w:t>.</w:t>
       </w:r>
       <w:r>
         <w:br/>
@@ -1108,7 +1276,15 @@
       </w:r>
       <w:r>
         <w:tab/>
-        <w:t xml:space="preserve">będzie utrzymywał fair play i nie będzie obniżać poziomu doświadczenia innym </w:t>
+        <w:t xml:space="preserve">będzie utrzymywał fair </w:t>
+      </w:r>
+      <w:proofErr w:type="spellStart"/>
+      <w:r>
+        <w:t>play</w:t>
+      </w:r>
+      <w:proofErr w:type="spellEnd"/>
+      <w:r>
+        <w:t xml:space="preserve"> i nie będzie obniżać poziomu doświadczenia innym </w:t>
       </w:r>
       <w:r>
         <w:tab/>
@@ -1167,7 +1343,15 @@
       </w:r>
       <w:r>
         <w:tab/>
-        <w:t>System oferuje, przy zakładaniu gry wielo- lub jednoosobowej możliwość, poprzez</w:t>
+        <w:t xml:space="preserve">System oferuje, przy zakładaniu gry </w:t>
+      </w:r>
+      <w:proofErr w:type="spellStart"/>
+      <w:r>
+        <w:t>wielo</w:t>
+      </w:r>
+      <w:proofErr w:type="spellEnd"/>
+      <w:r>
+        <w:t>- lub jednoosobowej możliwość, poprzez</w:t>
       </w:r>
       <w:r>
         <w:tab/>
@@ -1217,7 +1401,23 @@
       </w:r>
       <w:r>
         <w:tab/>
-        <w:t xml:space="preserve">System oferuje możliwość gry w pokera texas holdem zgodnie z ogólnie przyjętymi </w:t>
+        <w:t xml:space="preserve">System oferuje możliwość gry w pokera </w:t>
+      </w:r>
+      <w:proofErr w:type="spellStart"/>
+      <w:r>
+        <w:t>texas</w:t>
+      </w:r>
+      <w:proofErr w:type="spellEnd"/>
+      <w:r>
+        <w:t xml:space="preserve"> </w:t>
+      </w:r>
+      <w:proofErr w:type="spellStart"/>
+      <w:r>
+        <w:t>holdem</w:t>
+      </w:r>
+      <w:proofErr w:type="spellEnd"/>
+      <w:r>
+        <w:t xml:space="preserve"> zgodnie z ogólnie przyjętymi </w:t>
       </w:r>
       <w:r>
         <w:tab/>
@@ -1260,11 +1460,16 @@
       <w:r>
         <w:t xml:space="preserve">ig </w:t>
       </w:r>
+      <w:proofErr w:type="spellStart"/>
       <w:r>
         <w:t>b</w:t>
       </w:r>
       <w:r>
-        <w:t xml:space="preserve">linda. </w:t>
+        <w:t>linda</w:t>
+      </w:r>
+      <w:proofErr w:type="spellEnd"/>
+      <w:r>
+        <w:t xml:space="preserve">. </w:t>
       </w:r>
       <w:r>
         <w:t xml:space="preserve">Zakłada się wysyłanie </w:t>
@@ -1273,19 +1478,105 @@
         <w:tab/>
       </w:r>
       <w:r>
+        <w:tab/>
+      </w:r>
+      <w:r>
+        <w:tab/>
+        <w:t xml:space="preserve">serwerowi wiadomości typu „poker”, który następnie rozsyła taką wiadomość do </w:t>
+      </w:r>
+      <w:r>
+        <w:tab/>
+      </w:r>
+      <w:r>
+        <w:tab/>
+        <w:t>reszty klientów zachowując integralność i ciągłość rozgrywki u każdego gracza.</w:t>
+      </w:r>
+      <w:r>
+        <w:br/>
+      </w:r>
+      <w:r>
+        <w:tab/>
+      </w:r>
+      <w:r>
+        <w:tab/>
+        <w:t>Spełnia wymagani</w:t>
+      </w:r>
+      <w:r>
+        <w:t>a</w:t>
+      </w:r>
+      <w:r>
+        <w:t xml:space="preserve"> REQ-FUN-02</w:t>
+      </w:r>
+      <w:r>
+        <w:t xml:space="preserve"> oraz REQ-FUN-07</w:t>
+      </w:r>
+      <w:r>
+        <w:t>.</w:t>
+      </w:r>
+      <w:r>
+        <w:br/>
+      </w:r>
+      <w:r>
         <w:lastRenderedPageBreak/>
         <w:tab/>
-      </w:r>
-      <w:r>
-        <w:tab/>
-        <w:t xml:space="preserve">serwerowi wiadomości typu „poker”, który następnie rozsyła taką wiadomość do </w:t>
-      </w:r>
-      <w:r>
-        <w:tab/>
-      </w:r>
-      <w:r>
-        <w:tab/>
-        <w:t>reszty klientów zachowując integralność i ciągłość rozgrywki u każdego gracza.</w:t>
+        <w:t xml:space="preserve"> - Możliwość gry w makao (Priorytet: M):</w:t>
+      </w:r>
+      <w:r>
+        <w:br/>
+      </w:r>
+      <w:r>
+        <w:tab/>
+      </w:r>
+      <w:r>
+        <w:tab/>
+        <w:t>System oferuje możliwość gry w makao zgodnie z ogólnie przyjętymi zasadami gry</w:t>
+      </w:r>
+      <w:r>
+        <w:tab/>
+      </w:r>
+      <w:r>
+        <w:tab/>
+        <w:t>na utworzonym graficznym interfejsie z interaktywnymi kartami.</w:t>
+      </w:r>
+      <w:r>
+        <w:t xml:space="preserve"> Zakłada się </w:t>
+      </w:r>
+      <w:r>
+        <w:tab/>
+      </w:r>
+      <w:r>
+        <w:tab/>
+      </w:r>
+      <w:r>
+        <w:tab/>
+        <w:t xml:space="preserve">wysyłanie serwerowi wiadomości typu „makao”, który następnie rozsyła taką </w:t>
+      </w:r>
+      <w:r>
+        <w:tab/>
+      </w:r>
+      <w:r>
+        <w:tab/>
+      </w:r>
+      <w:r>
+        <w:tab/>
+        <w:t xml:space="preserve">wiadomość do reszty klientów zachowując integralność i ciągłość rozgrywki u każdego </w:t>
+      </w:r>
+      <w:r>
+        <w:tab/>
+      </w:r>
+      <w:r>
+        <w:tab/>
+        <w:t>gracza.</w:t>
+      </w:r>
+      <w:r>
+        <w:t xml:space="preserve"> Ponadto w razie zabraknięcia kart po pewnej ilości tur system automatycznie</w:t>
+      </w:r>
+      <w:r>
+        <w:tab/>
+      </w:r>
+      <w:r>
+        <w:tab/>
+        <w:t>tasuje talię zagranych już kart dając możliwość dalszej rozgrywki.</w:t>
       </w:r>
       <w:r>
         <w:br/>
@@ -1301,12 +1592,15 @@
         <w:t>a</w:t>
       </w:r>
       <w:r>
-        <w:t xml:space="preserve"> REQ-FUN-02</w:t>
+        <w:t xml:space="preserve"> REQ-FUN-03</w:t>
       </w:r>
       <w:r>
         <w:t xml:space="preserve"> oraz REQ-FUN-07</w:t>
       </w:r>
       <w:r>
+        <w:t xml:space="preserve"> oraz REQ-FUN-09</w:t>
+      </w:r>
+      <w:r>
         <w:t>.</w:t>
       </w:r>
       <w:r>
@@ -1314,95 +1608,6 @@
       </w:r>
       <w:r>
         <w:tab/>
-        <w:t xml:space="preserve"> - Możliwość gry w makao (Priorytet: M):</w:t>
-      </w:r>
-      <w:r>
-        <w:br/>
-      </w:r>
-      <w:r>
-        <w:tab/>
-      </w:r>
-      <w:r>
-        <w:tab/>
-        <w:t>System oferuje możliwość gry w makao zgodnie z ogólnie przyjętymi zasadami gry</w:t>
-      </w:r>
-      <w:r>
-        <w:tab/>
-      </w:r>
-      <w:r>
-        <w:tab/>
-        <w:t>na utworzonym graficznym interfejsie z interaktywnymi kartami.</w:t>
-      </w:r>
-      <w:r>
-        <w:t xml:space="preserve"> Zakłada się </w:t>
-      </w:r>
-      <w:r>
-        <w:tab/>
-      </w:r>
-      <w:r>
-        <w:tab/>
-      </w:r>
-      <w:r>
-        <w:tab/>
-        <w:t xml:space="preserve">wysyłanie serwerowi wiadomości typu „makao”, który następnie rozsyła taką </w:t>
-      </w:r>
-      <w:r>
-        <w:tab/>
-      </w:r>
-      <w:r>
-        <w:tab/>
-      </w:r>
-      <w:r>
-        <w:tab/>
-        <w:t xml:space="preserve">wiadomość do reszty klientów zachowując integralność i ciągłość rozgrywki u każdego </w:t>
-      </w:r>
-      <w:r>
-        <w:tab/>
-      </w:r>
-      <w:r>
-        <w:tab/>
-        <w:t>gracza.</w:t>
-      </w:r>
-      <w:r>
-        <w:t xml:space="preserve"> Ponadto w razie zabraknięcia kart po pewnej ilości tur system automatycznie</w:t>
-      </w:r>
-      <w:r>
-        <w:tab/>
-      </w:r>
-      <w:r>
-        <w:tab/>
-        <w:t>tasuje talię zagranych już kart dając możliwość dalszej rozgrywki.</w:t>
-      </w:r>
-      <w:r>
-        <w:br/>
-      </w:r>
-      <w:r>
-        <w:tab/>
-      </w:r>
-      <w:r>
-        <w:tab/>
-        <w:t>Spełnia wymagani</w:t>
-      </w:r>
-      <w:r>
-        <w:t>a</w:t>
-      </w:r>
-      <w:r>
-        <w:t xml:space="preserve"> REQ-FUN-03</w:t>
-      </w:r>
-      <w:r>
-        <w:t xml:space="preserve"> oraz REQ-FUN-07</w:t>
-      </w:r>
-      <w:r>
-        <w:t xml:space="preserve"> oraz REQ-FUN-09</w:t>
-      </w:r>
-      <w:r>
-        <w:t>.</w:t>
-      </w:r>
-      <w:r>
-        <w:br/>
-      </w:r>
-      <w:r>
-        <w:tab/>
         <w:t>- Możliwość wyświetlenia zasad gry (Priorytet: S):</w:t>
       </w:r>
       <w:r>
@@ -1495,7 +1700,15 @@
       </w:r>
       <w:r>
         <w:tab/>
-        <w:t xml:space="preserve">komunikator chat z założeniami o fair play i bezpieczeństwie opisanymi w zakładce </w:t>
+        <w:t xml:space="preserve">komunikator chat z założeniami o fair </w:t>
+      </w:r>
+      <w:proofErr w:type="spellStart"/>
+      <w:r>
+        <w:t>play</w:t>
+      </w:r>
+      <w:proofErr w:type="spellEnd"/>
+      <w:r>
+        <w:t xml:space="preserve"> i bezpieczeństwie opisanymi w zakładce </w:t>
       </w:r>
       <w:r>
         <w:tab/>
@@ -1529,7 +1742,15 @@
       </w:r>
       <w:r>
         <w:tab/>
-        <w:t xml:space="preserve">System pozwala użytkownikowi na wybranie opcji gry jednoosbowej, która </w:t>
+        <w:t xml:space="preserve">System pozwala użytkownikowi na wybranie opcji gry </w:t>
+      </w:r>
+      <w:proofErr w:type="spellStart"/>
+      <w:r>
+        <w:t>jednoosbowej</w:t>
+      </w:r>
+      <w:proofErr w:type="spellEnd"/>
+      <w:r>
+        <w:t xml:space="preserve">, która </w:t>
       </w:r>
       <w:r>
         <w:tab/>
@@ -1769,6 +1990,7 @@
     <w:p/>
     <w:p>
       <w:r>
+        <w:lastRenderedPageBreak/>
         <w:t>Wymagania dotyczące danych:</w:t>
       </w:r>
       <w:r>
@@ -2010,9 +2232,11 @@
             <w:tcW w:w="2265" w:type="dxa"/>
           </w:tcPr>
           <w:p>
+            <w:proofErr w:type="spellStart"/>
             <w:r>
               <w:t>chips_result</w:t>
             </w:r>
+            <w:proofErr w:type="spellEnd"/>
           </w:p>
         </w:tc>
         <w:tc>
@@ -2020,9 +2244,11 @@
             <w:tcW w:w="1274" w:type="dxa"/>
           </w:tcPr>
           <w:p>
+            <w:proofErr w:type="spellStart"/>
             <w:r>
               <w:t>Integer</w:t>
             </w:r>
+            <w:proofErr w:type="spellEnd"/>
           </w:p>
         </w:tc>
         <w:tc>
@@ -2041,8 +2267,13 @@
           </w:tcPr>
           <w:p>
             <w:r>
-              <w:t>Cały integer</w:t>
-            </w:r>
+              <w:t xml:space="preserve">Cały </w:t>
+            </w:r>
+            <w:proofErr w:type="spellStart"/>
+            <w:r>
+              <w:t>integer</w:t>
+            </w:r>
+            <w:proofErr w:type="spellEnd"/>
           </w:p>
         </w:tc>
       </w:tr>
@@ -2052,9 +2283,11 @@
             <w:tcW w:w="2265" w:type="dxa"/>
           </w:tcPr>
           <w:p>
+            <w:proofErr w:type="spellStart"/>
             <w:r>
               <w:t>games_played_total</w:t>
             </w:r>
+            <w:proofErr w:type="spellEnd"/>
           </w:p>
         </w:tc>
         <w:tc>
@@ -2062,9 +2295,11 @@
             <w:tcW w:w="1274" w:type="dxa"/>
           </w:tcPr>
           <w:p>
+            <w:proofErr w:type="spellStart"/>
             <w:r>
               <w:t>Integer</w:t>
             </w:r>
+            <w:proofErr w:type="spellEnd"/>
           </w:p>
         </w:tc>
         <w:tc>
@@ -2094,9 +2329,11 @@
             <w:tcW w:w="2265" w:type="dxa"/>
           </w:tcPr>
           <w:p>
+            <w:proofErr w:type="spellStart"/>
             <w:r>
               <w:t>games_lost</w:t>
             </w:r>
+            <w:proofErr w:type="spellEnd"/>
           </w:p>
         </w:tc>
         <w:tc>
@@ -2104,9 +2341,11 @@
             <w:tcW w:w="1274" w:type="dxa"/>
           </w:tcPr>
           <w:p>
+            <w:proofErr w:type="spellStart"/>
             <w:r>
               <w:t>Integer</w:t>
             </w:r>
+            <w:proofErr w:type="spellEnd"/>
           </w:p>
         </w:tc>
         <w:tc>
@@ -2136,9 +2375,11 @@
             <w:tcW w:w="2265" w:type="dxa"/>
           </w:tcPr>
           <w:p>
+            <w:proofErr w:type="spellStart"/>
             <w:r>
               <w:t>games_won</w:t>
             </w:r>
+            <w:proofErr w:type="spellEnd"/>
           </w:p>
         </w:tc>
         <w:tc>
@@ -2146,9 +2387,11 @@
             <w:tcW w:w="1274" w:type="dxa"/>
           </w:tcPr>
           <w:p>
+            <w:proofErr w:type="spellStart"/>
             <w:r>
               <w:t>Integer</w:t>
             </w:r>
+            <w:proofErr w:type="spellEnd"/>
           </w:p>
         </w:tc>
         <w:tc>
@@ -2178,9 +2421,11 @@
             <w:tcW w:w="2265" w:type="dxa"/>
           </w:tcPr>
           <w:p>
+            <w:proofErr w:type="spellStart"/>
             <w:r>
               <w:t>poker_games</w:t>
             </w:r>
+            <w:proofErr w:type="spellEnd"/>
           </w:p>
         </w:tc>
         <w:tc>
@@ -2188,9 +2433,11 @@
             <w:tcW w:w="1274" w:type="dxa"/>
           </w:tcPr>
           <w:p>
+            <w:proofErr w:type="spellStart"/>
             <w:r>
               <w:t>Integer</w:t>
             </w:r>
+            <w:proofErr w:type="spellEnd"/>
           </w:p>
         </w:tc>
         <w:tc>
@@ -2220,9 +2467,11 @@
             <w:tcW w:w="2265" w:type="dxa"/>
           </w:tcPr>
           <w:p>
+            <w:proofErr w:type="spellStart"/>
             <w:r>
               <w:t>makao_games</w:t>
             </w:r>
+            <w:proofErr w:type="spellEnd"/>
           </w:p>
         </w:tc>
         <w:tc>
@@ -2230,9 +2479,11 @@
             <w:tcW w:w="1274" w:type="dxa"/>
           </w:tcPr>
           <w:p>
+            <w:proofErr w:type="spellStart"/>
             <w:r>
               <w:t>Integer</w:t>
             </w:r>
+            <w:proofErr w:type="spellEnd"/>
           </w:p>
         </w:tc>
         <w:tc>
@@ -2262,9 +2513,11 @@
             <w:tcW w:w="2265" w:type="dxa"/>
           </w:tcPr>
           <w:p>
+            <w:proofErr w:type="spellStart"/>
             <w:r>
               <w:t>game_date</w:t>
             </w:r>
+            <w:proofErr w:type="spellEnd"/>
           </w:p>
         </w:tc>
         <w:tc>
@@ -2272,9 +2525,11 @@
             <w:tcW w:w="1274" w:type="dxa"/>
           </w:tcPr>
           <w:p>
+            <w:proofErr w:type="spellStart"/>
             <w:r>
               <w:t>Date</w:t>
             </w:r>
+            <w:proofErr w:type="spellEnd"/>
           </w:p>
         </w:tc>
         <w:tc>
@@ -2304,9 +2559,11 @@
             <w:tcW w:w="2265" w:type="dxa"/>
           </w:tcPr>
           <w:p>
+            <w:proofErr w:type="spellStart"/>
             <w:r>
               <w:t>game_result</w:t>
             </w:r>
+            <w:proofErr w:type="spellEnd"/>
           </w:p>
         </w:tc>
         <w:tc>
@@ -2346,9 +2603,11 @@
             <w:tcW w:w="2265" w:type="dxa"/>
           </w:tcPr>
           <w:p>
+            <w:proofErr w:type="spellStart"/>
             <w:r>
               <w:t>game</w:t>
             </w:r>
+            <w:proofErr w:type="spellEnd"/>
           </w:p>
         </w:tc>
         <w:tc>
@@ -2521,7 +2780,15 @@
         <w:t>wyświetlane</w:t>
       </w:r>
       <w:r>
-        <w:t xml:space="preserve"> w formie okna interfejsu biblioteki tkinter. Można je</w:t>
+        <w:t xml:space="preserve"> w formie okna interfejsu biblioteki </w:t>
+      </w:r>
+      <w:proofErr w:type="spellStart"/>
+      <w:r>
+        <w:t>tkinter</w:t>
+      </w:r>
+      <w:proofErr w:type="spellEnd"/>
+      <w:r>
+        <w:t>. Można je</w:t>
       </w:r>
       <w:r>
         <w:tab/>
@@ -2635,28 +2902,76 @@
           <w:p>
             <w:r>
               <w:lastRenderedPageBreak/>
-              <w:t>CHIPS_RESULT: [chips_result]</w:t>
+              <w:t>CHIPS_RESULT: [</w:t>
+            </w:r>
+            <w:proofErr w:type="spellStart"/>
+            <w:r>
+              <w:t>chips_result</w:t>
+            </w:r>
+            <w:proofErr w:type="spellEnd"/>
+            <w:r>
+              <w:t>]</w:t>
             </w:r>
             <w:r>
               <w:br/>
-              <w:t>GAMES_PLAYED: [games_played_total]</w:t>
+              <w:t>GAMES_PLAYED: [</w:t>
+            </w:r>
+            <w:proofErr w:type="spellStart"/>
+            <w:r>
+              <w:t>games_played_total</w:t>
+            </w:r>
+            <w:proofErr w:type="spellEnd"/>
+            <w:r>
+              <w:t>]</w:t>
             </w:r>
             <w:r>
               <w:br/>
-              <w:t>GAMES_LOST: [games_lost]</w:t>
+              <w:t>GAMES_LOST: [</w:t>
+            </w:r>
+            <w:proofErr w:type="spellStart"/>
+            <w:r>
+              <w:t>games_lost</w:t>
+            </w:r>
+            <w:proofErr w:type="spellEnd"/>
+            <w:r>
+              <w:t>]</w:t>
             </w:r>
           </w:p>
           <w:p>
             <w:r>
-              <w:t>GAMES_WON: [games_won]</w:t>
+              <w:t>GAMES_WON: [</w:t>
+            </w:r>
+            <w:proofErr w:type="spellStart"/>
+            <w:r>
+              <w:t>games_won</w:t>
+            </w:r>
+            <w:proofErr w:type="spellEnd"/>
+            <w:r>
+              <w:t>]</w:t>
             </w:r>
             <w:r>
               <w:br/>
-              <w:t>POKER_GAMES: [poker_games]</w:t>
+              <w:t>POKER_GAMES: [</w:t>
+            </w:r>
+            <w:proofErr w:type="spellStart"/>
+            <w:r>
+              <w:t>poker_games</w:t>
+            </w:r>
+            <w:proofErr w:type="spellEnd"/>
+            <w:r>
+              <w:t>]</w:t>
             </w:r>
             <w:r>
               <w:br/>
-              <w:t>MAKAO_GAMES: [makao_games]</w:t>
+              <w:t>MAKAO_GAMES: [</w:t>
+            </w:r>
+            <w:proofErr w:type="spellStart"/>
+            <w:r>
+              <w:t>makao_games</w:t>
+            </w:r>
+            <w:proofErr w:type="spellEnd"/>
+            <w:r>
+              <w:t>]</w:t>
             </w:r>
           </w:p>
         </w:tc>
@@ -2697,7 +3012,31 @@
           </w:tcPr>
           <w:p>
             <w:r>
-              <w:t>[game] [game_result] [game_date]</w:t>
+              <w:t>[</w:t>
+            </w:r>
+            <w:proofErr w:type="spellStart"/>
+            <w:r>
+              <w:t>game</w:t>
+            </w:r>
+            <w:proofErr w:type="spellEnd"/>
+            <w:r>
+              <w:t>] [</w:t>
+            </w:r>
+            <w:proofErr w:type="spellStart"/>
+            <w:r>
+              <w:t>game_result</w:t>
+            </w:r>
+            <w:proofErr w:type="spellEnd"/>
+            <w:r>
+              <w:t>] [</w:t>
+            </w:r>
+            <w:proofErr w:type="spellStart"/>
+            <w:r>
+              <w:t>game_date</w:t>
+            </w:r>
+            <w:proofErr w:type="spellEnd"/>
+            <w:r>
+              <w:t>]</w:t>
             </w:r>
           </w:p>
         </w:tc>
@@ -2794,6 +3133,9 @@
         <w:t>nięcie</w:t>
       </w:r>
       <w:r>
+        <w:t xml:space="preserve"> treści</w:t>
+      </w:r>
+      <w:r>
         <w:t xml:space="preserve"> plik</w:t>
       </w:r>
       <w:r>
@@ -2833,26 +3175,39 @@
       <w:r>
         <w:t xml:space="preserve"> </w:t>
       </w:r>
-      <w:r>
-        <w:t>Pythona tkinter.</w:t>
-      </w:r>
-      <w:r>
-        <w:tab/>
-      </w:r>
-      <w:r>
-        <w:tab/>
-      </w:r>
-      <w:r>
-        <w:t xml:space="preserve"> Interfejs ten jest intuicyjnym i prostym zestawem przycisków, okien i paneli dających</w:t>
-      </w:r>
-      <w:r>
-        <w:tab/>
-      </w:r>
-      <w:r>
-        <w:tab/>
-      </w:r>
-      <w:r>
-        <w:t xml:space="preserve"> możliwości</w:t>
+      <w:proofErr w:type="spellStart"/>
+      <w:r>
+        <w:t>Pythona</w:t>
+      </w:r>
+      <w:proofErr w:type="spellEnd"/>
+      <w:r>
+        <w:t xml:space="preserve"> </w:t>
+      </w:r>
+      <w:proofErr w:type="spellStart"/>
+      <w:r>
+        <w:t>tkinter</w:t>
+      </w:r>
+      <w:proofErr w:type="spellEnd"/>
+      <w:r>
+        <w:t>.</w:t>
+      </w:r>
+      <w:r>
+        <w:tab/>
+      </w:r>
+      <w:r>
+        <w:tab/>
+      </w:r>
+      <w:r>
+        <w:t>Interfejs ten jest intuicyjnym i prostym zestawem przycisków, okien i paneli dających</w:t>
+      </w:r>
+      <w:r>
+        <w:tab/>
+      </w:r>
+      <w:r>
+        <w:tab/>
+      </w:r>
+      <w:r>
+        <w:t>możliwości</w:t>
       </w:r>
       <w:r>
         <w:t>:</w:t>
@@ -2939,7 +3294,15 @@
         <w:tab/>
       </w:r>
       <w:r>
-        <w:t>interpretera języka programowania Python.</w:t>
+        <w:t xml:space="preserve">interpretera języka programowania </w:t>
+      </w:r>
+      <w:proofErr w:type="spellStart"/>
+      <w:r>
+        <w:t>Python</w:t>
+      </w:r>
+      <w:proofErr w:type="spellEnd"/>
+      <w:r>
+        <w:t>.</w:t>
       </w:r>
       <w:r>
         <w:t xml:space="preserve"> </w:t>
@@ -2963,7 +3326,23 @@
         <w:t xml:space="preserve"> –</w:t>
       </w:r>
       <w:r>
-        <w:t xml:space="preserve"> system korzysta z biblioteki Pythona tkinter do stworzenia</w:t>
+        <w:t xml:space="preserve"> system korzysta z biblioteki </w:t>
+      </w:r>
+      <w:proofErr w:type="spellStart"/>
+      <w:r>
+        <w:t>Pythona</w:t>
+      </w:r>
+      <w:proofErr w:type="spellEnd"/>
+      <w:r>
+        <w:t xml:space="preserve"> </w:t>
+      </w:r>
+      <w:proofErr w:type="spellStart"/>
+      <w:r>
+        <w:t>tkinter</w:t>
+      </w:r>
+      <w:proofErr w:type="spellEnd"/>
+      <w:r>
+        <w:t xml:space="preserve"> do stworzenia</w:t>
       </w:r>
       <w:r>
         <w:tab/>
@@ -2984,7 +3363,15 @@
         <w:t>interfejsu</w:t>
       </w:r>
       <w:r>
-        <w:t xml:space="preserve"> i renderowania grafiki 2D.</w:t>
+        <w:t xml:space="preserve"> i </w:t>
+      </w:r>
+      <w:proofErr w:type="spellStart"/>
+      <w:r>
+        <w:t>renderowania</w:t>
+      </w:r>
+      <w:proofErr w:type="spellEnd"/>
+      <w:r>
+        <w:t xml:space="preserve"> grafiki 2D.</w:t>
       </w:r>
       <w:r>
         <w:br/>
@@ -3002,7 +3389,23 @@
         <w:t xml:space="preserve"> –</w:t>
       </w:r>
       <w:r>
-        <w:t xml:space="preserve"> system korzysta z biblioteki Pythona socket do zarządzania </w:t>
+        <w:t xml:space="preserve"> system korzysta z biblioteki </w:t>
+      </w:r>
+      <w:proofErr w:type="spellStart"/>
+      <w:r>
+        <w:t>Pythona</w:t>
+      </w:r>
+      <w:proofErr w:type="spellEnd"/>
+      <w:r>
+        <w:t xml:space="preserve"> </w:t>
+      </w:r>
+      <w:proofErr w:type="spellStart"/>
+      <w:r>
+        <w:t>socket</w:t>
+      </w:r>
+      <w:proofErr w:type="spellEnd"/>
+      <w:r>
+        <w:t xml:space="preserve"> do zarządzania </w:t>
       </w:r>
       <w:r>
         <w:tab/>
@@ -3050,14 +3453,38 @@
         <w:t xml:space="preserve"> –</w:t>
       </w:r>
       <w:r>
-        <w:t xml:space="preserve"> system wymaga wielowątkowości do obsługi i zarządznia </w:t>
-      </w:r>
-      <w:r>
-        <w:tab/>
-      </w:r>
-      <w:r>
-        <w:tab/>
-        <w:t>połączeń wielu klientów za pomocą biblioteki Pythona threading.</w:t>
+        <w:t xml:space="preserve"> system wymaga wielowątkowości do obsługi i </w:t>
+      </w:r>
+      <w:proofErr w:type="spellStart"/>
+      <w:r>
+        <w:t>zarządznia</w:t>
+      </w:r>
+      <w:proofErr w:type="spellEnd"/>
+      <w:r>
+        <w:t xml:space="preserve"> </w:t>
+      </w:r>
+      <w:r>
+        <w:tab/>
+      </w:r>
+      <w:r>
+        <w:tab/>
+        <w:t xml:space="preserve">połączeń wielu klientów za pomocą biblioteki </w:t>
+      </w:r>
+      <w:proofErr w:type="spellStart"/>
+      <w:r>
+        <w:t>Pythona</w:t>
+      </w:r>
+      <w:proofErr w:type="spellEnd"/>
+      <w:r>
+        <w:t xml:space="preserve"> </w:t>
+      </w:r>
+      <w:proofErr w:type="spellStart"/>
+      <w:r>
+        <w:t>threading</w:t>
+      </w:r>
+      <w:proofErr w:type="spellEnd"/>
+      <w:r>
+        <w:t>.</w:t>
       </w:r>
       <w:r>
         <w:br/>
@@ -3083,9 +3510,11 @@
       <w:r>
         <w:tab/>
       </w:r>
+      <w:proofErr w:type="spellStart"/>
       <w:r>
         <w:t>Pythona</w:t>
       </w:r>
+      <w:proofErr w:type="spellEnd"/>
       <w:r>
         <w:t xml:space="preserve"> </w:t>
       </w:r>
@@ -3144,8 +3573,13 @@
       </w:r>
       <w:r>
         <w:tab/>
-        <w:t>Wiadomości przesyłane są za pomocą biblioteki json</w:t>
-      </w:r>
+        <w:t xml:space="preserve">Wiadomości przesyłane są za pomocą biblioteki </w:t>
+      </w:r>
+      <w:proofErr w:type="spellStart"/>
+      <w:r>
+        <w:t>json</w:t>
+      </w:r>
+      <w:proofErr w:type="spellEnd"/>
       <w:r>
         <w:t>. Wiadomość ma strukturę:</w:t>
       </w:r>
@@ -3160,33 +3594,81 @@
       </w:r>
       <w:r>
         <w:tab/>
-        <w:t>„game”: game,</w:t>
-      </w:r>
-      <w:r>
-        <w:br/>
-      </w:r>
-      <w:r>
-        <w:tab/>
-      </w:r>
-      <w:r>
-        <w:tab/>
-      </w:r>
-      <w:r>
-        <w:tab/>
-        <w:t>„type”: msg_type,</w:t>
-      </w:r>
-      <w:r>
-        <w:br/>
-      </w:r>
-      <w:r>
-        <w:tab/>
-      </w:r>
-      <w:r>
-        <w:tab/>
-      </w:r>
-      <w:r>
-        <w:tab/>
-        <w:t>„player_id”: player_id,</w:t>
+        <w:t>„</w:t>
+      </w:r>
+      <w:proofErr w:type="spellStart"/>
+      <w:r>
+        <w:t>game</w:t>
+      </w:r>
+      <w:proofErr w:type="spellEnd"/>
+      <w:r>
+        <w:t xml:space="preserve">”: </w:t>
+      </w:r>
+      <w:proofErr w:type="spellStart"/>
+      <w:r>
+        <w:t>game</w:t>
+      </w:r>
+      <w:proofErr w:type="spellEnd"/>
+      <w:r>
+        <w:t>,</w:t>
+      </w:r>
+      <w:r>
+        <w:br/>
+      </w:r>
+      <w:r>
+        <w:tab/>
+      </w:r>
+      <w:r>
+        <w:tab/>
+      </w:r>
+      <w:r>
+        <w:tab/>
+        <w:t>„</w:t>
+      </w:r>
+      <w:proofErr w:type="spellStart"/>
+      <w:r>
+        <w:t>type</w:t>
+      </w:r>
+      <w:proofErr w:type="spellEnd"/>
+      <w:r>
+        <w:t xml:space="preserve">”: </w:t>
+      </w:r>
+      <w:proofErr w:type="spellStart"/>
+      <w:r>
+        <w:t>msg_type</w:t>
+      </w:r>
+      <w:proofErr w:type="spellEnd"/>
+      <w:r>
+        <w:t>,</w:t>
+      </w:r>
+      <w:r>
+        <w:br/>
+      </w:r>
+      <w:r>
+        <w:tab/>
+      </w:r>
+      <w:r>
+        <w:tab/>
+      </w:r>
+      <w:r>
+        <w:tab/>
+        <w:t>„</w:t>
+      </w:r>
+      <w:proofErr w:type="spellStart"/>
+      <w:r>
+        <w:t>player_id</w:t>
+      </w:r>
+      <w:proofErr w:type="spellEnd"/>
+      <w:r>
+        <w:t xml:space="preserve">”: </w:t>
+      </w:r>
+      <w:proofErr w:type="spellStart"/>
+      <w:r>
+        <w:t>player_id</w:t>
+      </w:r>
+      <w:proofErr w:type="spellEnd"/>
+      <w:r>
+        <w:t>,</w:t>
       </w:r>
       <w:r>
         <w:br/>
@@ -3240,7 +3722,15 @@
       </w:r>
       <w:r>
         <w:tab/>
-        <w:t>„game” definiuje jaka jest aktualnie gra, możliwe opcje to „poker” oraz</w:t>
+        <w:t>„</w:t>
+      </w:r>
+      <w:proofErr w:type="spellStart"/>
+      <w:r>
+        <w:t>game</w:t>
+      </w:r>
+      <w:proofErr w:type="spellEnd"/>
+      <w:r>
+        <w:t>” definiuje jaka jest aktualnie gra, możliwe opcje to „poker” oraz</w:t>
       </w:r>
       <w:r>
         <w:tab/>
@@ -3254,7 +3744,15 @@
       </w:r>
       <w:r>
         <w:tab/>
-        <w:t xml:space="preserve">„type” definiuje działanie, możliwe opcje to pewien zdefiniowany ruch w grze, </w:t>
+        <w:t>„</w:t>
+      </w:r>
+      <w:proofErr w:type="spellStart"/>
+      <w:r>
+        <w:t>type</w:t>
+      </w:r>
+      <w:proofErr w:type="spellEnd"/>
+      <w:r>
+        <w:t xml:space="preserve">” definiuje działanie, możliwe opcje to pewien zdefiniowany ruch w grze, </w:t>
       </w:r>
       <w:r>
         <w:tab/>
@@ -3281,31 +3779,70 @@
       </w:r>
       <w:r>
         <w:tab/>
-        <w:t xml:space="preserve">„player_id” definiuje który gracz wysyła tę wiadomość, gdzie player_id to pewna </w:t>
-      </w:r>
-      <w:r>
-        <w:tab/>
-      </w:r>
-      <w:r>
-        <w:tab/>
-        <w:t>liczba Integer większa lub równa 1.</w:t>
-      </w:r>
-      <w:r>
-        <w:br/>
-      </w:r>
-      <w:r>
-        <w:tab/>
-      </w:r>
-      <w:r>
-        <w:tab/>
-        <w:t xml:space="preserve">„data” zawiera informację na temat wybranego ruchu w „type”. Jest puste jeżeli </w:t>
-      </w:r>
-      <w:r>
-        <w:tab/>
-      </w:r>
-      <w:r>
-        <w:tab/>
-        <w:t>msg_type to „chat”.</w:t>
+        <w:t>„</w:t>
+      </w:r>
+      <w:proofErr w:type="spellStart"/>
+      <w:r>
+        <w:t>player_id</w:t>
+      </w:r>
+      <w:proofErr w:type="spellEnd"/>
+      <w:r>
+        <w:t xml:space="preserve">” definiuje który gracz wysyła tę wiadomość, gdzie </w:t>
+      </w:r>
+      <w:proofErr w:type="spellStart"/>
+      <w:r>
+        <w:t>player_id</w:t>
+      </w:r>
+      <w:proofErr w:type="spellEnd"/>
+      <w:r>
+        <w:t xml:space="preserve"> to pewna </w:t>
+      </w:r>
+      <w:r>
+        <w:tab/>
+      </w:r>
+      <w:r>
+        <w:tab/>
+        <w:t xml:space="preserve">liczba </w:t>
+      </w:r>
+      <w:proofErr w:type="spellStart"/>
+      <w:r>
+        <w:t>Integer</w:t>
+      </w:r>
+      <w:proofErr w:type="spellEnd"/>
+      <w:r>
+        <w:t xml:space="preserve"> większa lub równa 1.</w:t>
+      </w:r>
+      <w:r>
+        <w:br/>
+      </w:r>
+      <w:r>
+        <w:tab/>
+      </w:r>
+      <w:r>
+        <w:tab/>
+        <w:t>„data” zawiera informację na temat wybranego ruchu w „</w:t>
+      </w:r>
+      <w:proofErr w:type="spellStart"/>
+      <w:r>
+        <w:t>type</w:t>
+      </w:r>
+      <w:proofErr w:type="spellEnd"/>
+      <w:r>
+        <w:t xml:space="preserve">”. Jest puste jeżeli </w:t>
+      </w:r>
+      <w:r>
+        <w:tab/>
+      </w:r>
+      <w:r>
+        <w:tab/>
+      </w:r>
+      <w:proofErr w:type="spellStart"/>
+      <w:r>
+        <w:t>msg_type</w:t>
+      </w:r>
+      <w:proofErr w:type="spellEnd"/>
+      <w:r>
+        <w:t xml:space="preserve"> to „chat”.</w:t>
       </w:r>
       <w:r>
         <w:br/>
@@ -3322,7 +3859,15 @@
       </w:r>
       <w:r>
         <w:tab/>
-        <w:t>pusty jeżeli „type” to nie jest „chat”.</w:t>
+        <w:t>pusty jeżeli „</w:t>
+      </w:r>
+      <w:proofErr w:type="spellStart"/>
+      <w:r>
+        <w:t>type</w:t>
+      </w:r>
+      <w:proofErr w:type="spellEnd"/>
+      <w:r>
+        <w:t>” to nie jest „chat”.</w:t>
       </w:r>
       <w:r>
         <w:br/>
@@ -3346,7 +3891,15 @@
       </w:r>
       <w:r>
         <w:tab/>
-        <w:t>wiadomość najpierw kodowana z typu json w typ string, a następnie z typu string w</w:t>
+        <w:t xml:space="preserve">wiadomość najpierw kodowana z typu </w:t>
+      </w:r>
+      <w:proofErr w:type="spellStart"/>
+      <w:r>
+        <w:t>json</w:t>
+      </w:r>
+      <w:proofErr w:type="spellEnd"/>
+      <w:r>
+        <w:t xml:space="preserve"> w typ string, a następnie z typu string w</w:t>
       </w:r>
       <w:r>
         <w:tab/>
@@ -3366,7 +3919,15 @@
       </w:r>
       <w:r>
         <w:tab/>
-        <w:t>ponownie przekształcany w typ json.</w:t>
+        <w:t xml:space="preserve">ponownie przekształcany w typ </w:t>
+      </w:r>
+      <w:proofErr w:type="spellStart"/>
+      <w:r>
+        <w:t>json</w:t>
+      </w:r>
+      <w:proofErr w:type="spellEnd"/>
+      <w:r>
+        <w:t>.</w:t>
       </w:r>
       <w:r>
         <w:br/>
@@ -3398,19 +3959,42 @@
       </w:r>
       <w:r>
         <w:tab/>
-        <w:t xml:space="preserve">Utrzymywalność: kod źródłowy jest łatwy do modyfikacji oraz oraz rozbudowy </w:t>
-      </w:r>
-      <w:r>
-        <w:tab/>
-      </w:r>
-      <w:r>
-        <w:tab/>
-      </w:r>
-      <w:r>
-        <w:tab/>
-      </w:r>
-      <w:r>
-        <w:t>poprzez użycie języka Python oraz jego standardowych bibliotek.</w:t>
+      </w:r>
+      <w:proofErr w:type="spellStart"/>
+      <w:r>
+        <w:t>Utrzymywalność</w:t>
+      </w:r>
+      <w:proofErr w:type="spellEnd"/>
+      <w:r>
+        <w:t xml:space="preserve">: kod źródłowy jest łatwy do modyfikacji oraz </w:t>
+      </w:r>
+      <w:proofErr w:type="spellStart"/>
+      <w:r>
+        <w:t>oraz</w:t>
+      </w:r>
+      <w:proofErr w:type="spellEnd"/>
+      <w:r>
+        <w:t xml:space="preserve"> rozbudowy </w:t>
+      </w:r>
+      <w:r>
+        <w:tab/>
+      </w:r>
+      <w:r>
+        <w:tab/>
+      </w:r>
+      <w:r>
+        <w:tab/>
+      </w:r>
+      <w:r>
+        <w:t xml:space="preserve">poprzez użycie języka </w:t>
+      </w:r>
+      <w:proofErr w:type="spellStart"/>
+      <w:r>
+        <w:t>Python</w:t>
+      </w:r>
+      <w:proofErr w:type="spellEnd"/>
+      <w:r>
+        <w:t xml:space="preserve"> oraz jego standardowych bibliotek.</w:t>
       </w:r>
     </w:p>
     <w:p/>
@@ -3463,7 +4047,23 @@
         <w:t>jednoznacznymi przyciskami.</w:t>
       </w:r>
       <w:r>
-        <w:t xml:space="preserve"> Stworzony za pomocą biblioteki Pythona tkinter.</w:t>
+        <w:t xml:space="preserve"> Stworzony za pomocą biblioteki </w:t>
+      </w:r>
+      <w:proofErr w:type="spellStart"/>
+      <w:r>
+        <w:t>Pythona</w:t>
+      </w:r>
+      <w:proofErr w:type="spellEnd"/>
+      <w:r>
+        <w:t xml:space="preserve"> </w:t>
+      </w:r>
+      <w:proofErr w:type="spellStart"/>
+      <w:r>
+        <w:t>tkinter</w:t>
+      </w:r>
+      <w:proofErr w:type="spellEnd"/>
+      <w:r>
+        <w:t>.</w:t>
       </w:r>
       <w:r>
         <w:br/>
@@ -3546,8 +4146,13 @@
         <w:tab/>
       </w:r>
       <w:r>
-        <w:t>- System bez bugów</w:t>
-      </w:r>
+        <w:t xml:space="preserve">- System bez </w:t>
+      </w:r>
+      <w:proofErr w:type="spellStart"/>
+      <w:r>
+        <w:t>bugów</w:t>
+      </w:r>
+      <w:proofErr w:type="spellEnd"/>
       <w:r>
         <w:t xml:space="preserve"> (Priorytet: M)</w:t>
       </w:r>
@@ -3615,8 +4220,13 @@
       <w:r>
         <w:tab/>
       </w:r>
-      <w:r>
-        <w:t xml:space="preserve">satystyki oraz historia gry (opisane wyżej w zakładce „Raporty”) zapisywane </w:t>
+      <w:proofErr w:type="spellStart"/>
+      <w:r>
+        <w:t>satystyki</w:t>
+      </w:r>
+      <w:proofErr w:type="spellEnd"/>
+      <w:r>
+        <w:t xml:space="preserve"> oraz historia gry (opisane wyżej w zakładce „Raporty”) zapisywane </w:t>
       </w:r>
       <w:r>
         <w:tab/>
@@ -3729,13 +4339,29 @@
       </w:r>
       <w:r>
         <w:tab/>
-        <w:t>- Bezpieczny przesył danych na linii host – klient</w:t>
+        <w:t xml:space="preserve">- Bezpieczny </w:t>
+      </w:r>
+      <w:proofErr w:type="spellStart"/>
+      <w:r>
+        <w:t>przesył</w:t>
+      </w:r>
+      <w:proofErr w:type="spellEnd"/>
+      <w:r>
+        <w:t xml:space="preserve"> danych na linii host – klient</w:t>
       </w:r>
       <w:r>
         <w:t xml:space="preserve"> (Priorytet: M)</w:t>
       </w:r>
       <w:r>
-        <w:t xml:space="preserve"> – przesył danych </w:t>
+        <w:t xml:space="preserve"> – </w:t>
+      </w:r>
+      <w:proofErr w:type="spellStart"/>
+      <w:r>
+        <w:t>przesył</w:t>
+      </w:r>
+      <w:proofErr w:type="spellEnd"/>
+      <w:r>
+        <w:t xml:space="preserve"> danych </w:t>
       </w:r>
       <w:r>
         <w:tab/>
@@ -3765,7 +4391,15 @@
         <w:tab/>
       </w:r>
       <w:r>
-        <w:t>danych json uniemożliwia przesłanie wiadomości niepowiązanych z programem i grą.</w:t>
+        <w:t xml:space="preserve">danych </w:t>
+      </w:r>
+      <w:proofErr w:type="spellStart"/>
+      <w:r>
+        <w:t>json</w:t>
+      </w:r>
+      <w:proofErr w:type="spellEnd"/>
+      <w:r>
+        <w:t xml:space="preserve"> uniemożliwia przesłanie wiadomości niepowiązanych z programem i grą.</w:t>
       </w:r>
       <w:r>
         <w:br/>
@@ -4048,7 +4682,23 @@
       </w:r>
       <w:r>
         <w:tab/>
-        <w:t>- LAN (Local Area Network) – sieć lokalna, w której odbywa się gra.</w:t>
+        <w:t>- LAN (</w:t>
+      </w:r>
+      <w:proofErr w:type="spellStart"/>
+      <w:r>
+        <w:t>Local</w:t>
+      </w:r>
+      <w:proofErr w:type="spellEnd"/>
+      <w:r>
+        <w:t xml:space="preserve"> </w:t>
+      </w:r>
+      <w:proofErr w:type="spellStart"/>
+      <w:r>
+        <w:t>Area</w:t>
+      </w:r>
+      <w:proofErr w:type="spellEnd"/>
+      <w:r>
+        <w:t xml:space="preserve"> Network) – sieć lokalna, w której odbywa się gra.</w:t>
       </w:r>
       <w:r>
         <w:br/>
@@ -4084,42 +4734,154 @@
       </w:r>
       <w:r>
         <w:tab/>
-        <w:t>- Python – język programowania użyty do zaimplementowania oprogramowania.</w:t>
-      </w:r>
-      <w:r>
-        <w:br/>
-      </w:r>
-      <w:r>
-        <w:tab/>
-        <w:t>- Socket – biblioteka w Pythonie służąca do obsługi połączenia LAN.</w:t>
-      </w:r>
-      <w:r>
-        <w:br/>
-      </w:r>
-      <w:r>
-        <w:tab/>
-        <w:t>- Threading – biblioteka w Pythonie służąca do obsługi wielowątkowości (w tym</w:t>
-      </w:r>
-      <w:r>
-        <w:tab/>
-      </w:r>
-      <w:r>
-        <w:tab/>
-        <w:t>przypadku do obsługi Clientów).</w:t>
-      </w:r>
-      <w:r>
-        <w:br/>
-      </w:r>
-      <w:r>
-        <w:tab/>
-        <w:t>- Tkinter – biblioteka w Pythonie służąca do stworzenia GUI (graphical user interface).</w:t>
-      </w:r>
-      <w:r>
-        <w:br/>
-      </w:r>
-      <w:r>
-        <w:tab/>
-        <w:t>- Json – biblioteka w Pythonie służąca do tworzenia wiadomości typu json.</w:t>
+        <w:t xml:space="preserve">- </w:t>
+      </w:r>
+      <w:proofErr w:type="spellStart"/>
+      <w:r>
+        <w:t>Python</w:t>
+      </w:r>
+      <w:proofErr w:type="spellEnd"/>
+      <w:r>
+        <w:t xml:space="preserve"> – język programowania użyty do zaimplementowania oprogramowania.</w:t>
+      </w:r>
+      <w:r>
+        <w:br/>
+      </w:r>
+      <w:r>
+        <w:tab/>
+        <w:t xml:space="preserve">- </w:t>
+      </w:r>
+      <w:proofErr w:type="spellStart"/>
+      <w:r>
+        <w:t>Socket</w:t>
+      </w:r>
+      <w:proofErr w:type="spellEnd"/>
+      <w:r>
+        <w:t xml:space="preserve"> – biblioteka w </w:t>
+      </w:r>
+      <w:proofErr w:type="spellStart"/>
+      <w:r>
+        <w:t>Pythonie</w:t>
+      </w:r>
+      <w:proofErr w:type="spellEnd"/>
+      <w:r>
+        <w:t xml:space="preserve"> służąca do obsługi połączenia LAN.</w:t>
+      </w:r>
+      <w:r>
+        <w:br/>
+      </w:r>
+      <w:r>
+        <w:tab/>
+        <w:t xml:space="preserve">- </w:t>
+      </w:r>
+      <w:proofErr w:type="spellStart"/>
+      <w:r>
+        <w:t>Threading</w:t>
+      </w:r>
+      <w:proofErr w:type="spellEnd"/>
+      <w:r>
+        <w:t xml:space="preserve"> – biblioteka w </w:t>
+      </w:r>
+      <w:proofErr w:type="spellStart"/>
+      <w:r>
+        <w:t>Pythonie</w:t>
+      </w:r>
+      <w:proofErr w:type="spellEnd"/>
+      <w:r>
+        <w:t xml:space="preserve"> służąca do obsługi wielowątkowości (w tym</w:t>
+      </w:r>
+      <w:r>
+        <w:tab/>
+      </w:r>
+      <w:r>
+        <w:tab/>
+        <w:t xml:space="preserve">przypadku do obsługi </w:t>
+      </w:r>
+      <w:proofErr w:type="spellStart"/>
+      <w:r>
+        <w:t>Clientów</w:t>
+      </w:r>
+      <w:proofErr w:type="spellEnd"/>
+      <w:r>
+        <w:t>).</w:t>
+      </w:r>
+      <w:r>
+        <w:br/>
+      </w:r>
+      <w:r>
+        <w:tab/>
+        <w:t xml:space="preserve">- </w:t>
+      </w:r>
+      <w:proofErr w:type="spellStart"/>
+      <w:r>
+        <w:t>Tkinter</w:t>
+      </w:r>
+      <w:proofErr w:type="spellEnd"/>
+      <w:r>
+        <w:t xml:space="preserve"> – biblioteka w </w:t>
+      </w:r>
+      <w:proofErr w:type="spellStart"/>
+      <w:r>
+        <w:t>Pythonie</w:t>
+      </w:r>
+      <w:proofErr w:type="spellEnd"/>
+      <w:r>
+        <w:t xml:space="preserve"> służąca do stworzenia GUI (</w:t>
+      </w:r>
+      <w:proofErr w:type="spellStart"/>
+      <w:r>
+        <w:t>graphical</w:t>
+      </w:r>
+      <w:proofErr w:type="spellEnd"/>
+      <w:r>
+        <w:t xml:space="preserve"> </w:t>
+      </w:r>
+      <w:proofErr w:type="spellStart"/>
+      <w:r>
+        <w:t>user</w:t>
+      </w:r>
+      <w:proofErr w:type="spellEnd"/>
+      <w:r>
+        <w:t xml:space="preserve"> </w:t>
+      </w:r>
+      <w:proofErr w:type="spellStart"/>
+      <w:r>
+        <w:t>interface</w:t>
+      </w:r>
+      <w:proofErr w:type="spellEnd"/>
+      <w:r>
+        <w:t>).</w:t>
+      </w:r>
+      <w:r>
+        <w:br/>
+      </w:r>
+      <w:r>
+        <w:tab/>
+        <w:t xml:space="preserve">- </w:t>
+      </w:r>
+      <w:proofErr w:type="spellStart"/>
+      <w:r>
+        <w:t>Json</w:t>
+      </w:r>
+      <w:proofErr w:type="spellEnd"/>
+      <w:r>
+        <w:t xml:space="preserve"> – biblioteka w </w:t>
+      </w:r>
+      <w:proofErr w:type="spellStart"/>
+      <w:r>
+        <w:t>Pythonie</w:t>
+      </w:r>
+      <w:proofErr w:type="spellEnd"/>
+      <w:r>
+        <w:t xml:space="preserve"> służąca do tworzenia wiadomości typu </w:t>
+      </w:r>
+      <w:proofErr w:type="spellStart"/>
+      <w:r>
+        <w:t>json</w:t>
+      </w:r>
+      <w:proofErr w:type="spellEnd"/>
+      <w:r>
+        <w:t>.</w:t>
       </w:r>
       <w:r>
         <w:br/>
@@ -4197,39 +4959,18 @@
         <w:footnoteRef/>
       </w:r>
       <w:r>
-        <w:t xml:space="preserve"> [Aktualna lokalizacja]/PDD.docx</w:t>
-      </w:r>
-    </w:p>
-  </w:footnote>
-  <w:footnote w:id="2">
-    <w:p>
-      <w:pPr>
-        <w:pStyle w:val="Tekstprzypisudolnego"/>
-      </w:pPr>
-      <w:r>
-        <w:rPr>
-          <w:rStyle w:val="Odwoanieprzypisudolnego"/>
-        </w:rPr>
-        <w:footnoteRef/>
-      </w:r>
-      <w:r>
-        <w:t xml:space="preserve"> [Aktualna lokalizacja]/Przypadki_Uzycia.mdj albo [Aktualna lokalizacja]/Przypadki_Uzycia.svg</w:t>
-      </w:r>
-    </w:p>
-  </w:footnote>
-  <w:footnote w:id="3">
-    <w:p>
-      <w:pPr>
-        <w:pStyle w:val="Tekstprzypisudolnego"/>
-      </w:pPr>
-      <w:r>
-        <w:rPr>
-          <w:rStyle w:val="Odwoanieprzypisudolnego"/>
-        </w:rPr>
-        <w:footnoteRef/>
-      </w:r>
-      <w:r>
-        <w:t xml:space="preserve"> [Aktualna lokalizacja]/Plan_Projektu.docx</w:t>
+        <w:t xml:space="preserve"> </w:t>
+      </w:r>
+      <w:proofErr w:type="spellStart"/>
+      <w:r>
+        <w:t>Docs</w:t>
+      </w:r>
+      <w:proofErr w:type="spellEnd"/>
+      <w:r>
+        <w:t>/02_projekt_i_architekra/</w:t>
+      </w:r>
+      <w:r>
+        <w:t>PDD.docx</w:t>
       </w:r>
     </w:p>
   </w:footnote>
